--- a/Docs/Angular Notes.docx
+++ b/Docs/Angular Notes.docx
@@ -63,15 +63,7 @@
         <w:rPr>
           <w:bCs/>
         </w:rPr>
-        <w:t>frontend fram</w:t>
-      </w:r>
-      <w:bookmarkStart w:id="0" w:name="_GoBack"/>
-      <w:bookmarkEnd w:id="0"/>
-      <w:r>
-        <w:rPr>
-          <w:bCs/>
-        </w:rPr>
-        <w:t>ework</w:t>
+        <w:t>frontend framework</w:t>
       </w:r>
       <w:r>
         <w:t xml:space="preserve"> made by Google. It helps us build </w:t>
@@ -2740,7 +2732,7 @@
             <v:path o:extrusionok="f" gradientshapeok="t" o:connecttype="rect"/>
             <o:lock v:ext="edit" aspectratio="t"/>
           </v:shapetype>
-          <v:shape id="_x0000_i1025" type="#_x0000_t75" style="width:275.1pt;height:359.55pt">
+          <v:shape id="_x0000_i1025" type="#_x0000_t75" style="width:274.9pt;height:359.45pt">
             <v:imagedata r:id="rId8" o:title="20250709_1129_Angular Bootstrapping Diagram_simple_compose_01jzpw6yhxf5qvszsdhyqnn5a5" cropbottom="9103f"/>
           </v:shape>
         </w:pict>
@@ -4445,14 +4437,14 @@
         </w:rPr>
         <w:br/>
       </w:r>
-      <w:bookmarkStart w:id="1" w:name="_MON_1813832417"/>
-      <w:bookmarkEnd w:id="1"/>
+      <w:bookmarkStart w:id="0" w:name="_MON_1813832417"/>
+      <w:bookmarkEnd w:id="0"/>
       <w:r>
         <w:object w:dxaOrig="9026" w:dyaOrig="1425">
-          <v:shape id="_x0000_i1026" type="#_x0000_t75" style="width:320.3pt;height:50.3pt" o:ole="">
+          <v:shape id="_x0000_i1026" type="#_x0000_t75" style="width:320.2pt;height:50.2pt" o:ole="">
             <v:imagedata r:id="rId16" o:title=""/>
           </v:shape>
-          <o:OLEObject Type="Embed" ProgID="Word.OpenDocumentText.12" ShapeID="_x0000_i1026" DrawAspect="Content" ObjectID="_1818400394" r:id="rId17"/>
+          <o:OLEObject Type="Embed" ProgID="Word.OpenDocumentText.12" ShapeID="_x0000_i1026" DrawAspect="Content" ObjectID="_1818408894" r:id="rId17"/>
         </w:object>
       </w:r>
       <w:r>
@@ -4541,14 +4533,14 @@
         </w:rPr>
         <w:br/>
       </w:r>
-      <w:bookmarkStart w:id="2" w:name="_MON_1813832666"/>
-      <w:bookmarkEnd w:id="2"/>
+      <w:bookmarkStart w:id="1" w:name="_MON_1813832666"/>
+      <w:bookmarkEnd w:id="1"/>
       <w:r>
         <w:object w:dxaOrig="9026" w:dyaOrig="1710">
-          <v:shape id="_x0000_i1027" type="#_x0000_t75" style="width:341.1pt;height:63.7pt" o:ole="">
+          <v:shape id="_x0000_i1027" type="#_x0000_t75" style="width:341.45pt;height:63.8pt" o:ole="">
             <v:imagedata r:id="rId18" o:title=""/>
           </v:shape>
-          <o:OLEObject Type="Embed" ProgID="Word.OpenDocumentText.12" ShapeID="_x0000_i1027" DrawAspect="Content" ObjectID="_1818400395" r:id="rId19"/>
+          <o:OLEObject Type="Embed" ProgID="Word.OpenDocumentText.12" ShapeID="_x0000_i1027" DrawAspect="Content" ObjectID="_1818408895" r:id="rId19"/>
         </w:object>
       </w:r>
       <w:r>
@@ -4566,17 +4558,17 @@
         </w:rPr>
         <w:br/>
       </w:r>
-      <w:bookmarkStart w:id="3" w:name="_MON_1813836074"/>
-      <w:bookmarkEnd w:id="3"/>
+      <w:bookmarkStart w:id="2" w:name="_MON_1813836074"/>
+      <w:bookmarkEnd w:id="2"/>
       <w:r>
         <w:rPr>
           <w:b/>
         </w:rPr>
         <w:object w:dxaOrig="9026" w:dyaOrig="2280">
-          <v:shape id="_x0000_i1028" type="#_x0000_t75" style="width:357.7pt;height:90.9pt" o:ole="">
+          <v:shape id="_x0000_i1028" type="#_x0000_t75" style="width:357.8pt;height:90.55pt" o:ole="">
             <v:imagedata r:id="rId20" o:title=""/>
           </v:shape>
-          <o:OLEObject Type="Embed" ProgID="Word.OpenDocumentText.12" ShapeID="_x0000_i1028" DrawAspect="Content" ObjectID="_1818400396" r:id="rId21"/>
+          <o:OLEObject Type="Embed" ProgID="Word.OpenDocumentText.12" ShapeID="_x0000_i1028" DrawAspect="Content" ObjectID="_1818408896" r:id="rId21"/>
         </w:object>
       </w:r>
       <w:r>
@@ -4850,14 +4842,14 @@
         <w:br/>
         <w:t xml:space="preserve">          </w:t>
       </w:r>
-      <w:bookmarkStart w:id="4" w:name="_MON_1813839989"/>
-      <w:bookmarkEnd w:id="4"/>
+      <w:bookmarkStart w:id="3" w:name="_MON_1813839989"/>
+      <w:bookmarkEnd w:id="3"/>
       <w:r>
         <w:object w:dxaOrig="9026" w:dyaOrig="1995">
-          <v:shape id="_x0000_i1029" type="#_x0000_t75" style="width:381.7pt;height:84pt" o:ole="">
+          <v:shape id="_x0000_i1029" type="#_x0000_t75" style="width:381.8pt;height:84pt" o:ole="">
             <v:imagedata r:id="rId22" o:title=""/>
           </v:shape>
-          <o:OLEObject Type="Embed" ProgID="Word.OpenDocumentText.12" ShapeID="_x0000_i1029" DrawAspect="Content" ObjectID="_1818400397" r:id="rId23"/>
+          <o:OLEObject Type="Embed" ProgID="Word.OpenDocumentText.12" ShapeID="_x0000_i1029" DrawAspect="Content" ObjectID="_1818408897" r:id="rId23"/>
         </w:object>
       </w:r>
       <w:r>
@@ -6421,14 +6413,14 @@
         <w:br/>
         <w:t xml:space="preserve">         </w:t>
       </w:r>
-      <w:bookmarkStart w:id="5" w:name="_MON_1814350905"/>
-      <w:bookmarkEnd w:id="5"/>
+      <w:bookmarkStart w:id="4" w:name="_MON_1814350905"/>
+      <w:bookmarkEnd w:id="4"/>
       <w:r>
         <w:object w:dxaOrig="9026" w:dyaOrig="285">
-          <v:shape id="_x0000_i1030" type="#_x0000_t75" style="width:451.4pt;height:14.3pt" o:ole="">
+          <v:shape id="_x0000_i1030" type="#_x0000_t75" style="width:451.1pt;height:14.2pt" o:ole="">
             <v:imagedata r:id="rId25" o:title=""/>
           </v:shape>
-          <o:OLEObject Type="Embed" ProgID="Word.OpenDocumentText.12" ShapeID="_x0000_i1030" DrawAspect="Content" ObjectID="_1818400398" r:id="rId26"/>
+          <o:OLEObject Type="Embed" ProgID="Word.OpenDocumentText.12" ShapeID="_x0000_i1030" DrawAspect="Content" ObjectID="_1818408898" r:id="rId26"/>
         </w:object>
       </w:r>
       <w:r>
@@ -6658,14 +6650,14 @@
       <w:r>
         <w:t xml:space="preserve">                   </w:t>
       </w:r>
-      <w:bookmarkStart w:id="6" w:name="_MON_1814687781"/>
-      <w:bookmarkEnd w:id="6"/>
+      <w:bookmarkStart w:id="5" w:name="_MON_1814687781"/>
+      <w:bookmarkEnd w:id="5"/>
       <w:r>
         <w:object w:dxaOrig="9026" w:dyaOrig="1995">
-          <v:shape id="_x0000_i1031" type="#_x0000_t75" style="width:460.15pt;height:102.9pt" o:ole="">
+          <v:shape id="_x0000_i1031" type="#_x0000_t75" style="width:460.35pt;height:102.55pt" o:ole="">
             <v:imagedata r:id="rId27" o:title=""/>
           </v:shape>
-          <o:OLEObject Type="Embed" ProgID="Word.OpenDocumentText.12" ShapeID="_x0000_i1031" DrawAspect="Content" ObjectID="_1818400399" r:id="rId28"/>
+          <o:OLEObject Type="Embed" ProgID="Word.OpenDocumentText.12" ShapeID="_x0000_i1031" DrawAspect="Content" ObjectID="_1818408899" r:id="rId28"/>
         </w:object>
       </w:r>
     </w:p>
@@ -7589,14 +7581,14 @@
       <w:r>
         <w:t xml:space="preserve">              </w:t>
       </w:r>
-      <w:bookmarkStart w:id="7" w:name="_MON_1814780016"/>
-      <w:bookmarkEnd w:id="7"/>
+      <w:bookmarkStart w:id="6" w:name="_MON_1814780016"/>
+      <w:bookmarkEnd w:id="6"/>
       <w:r>
         <w:object w:dxaOrig="9026" w:dyaOrig="3295">
-          <v:shape id="_x0000_i1032" type="#_x0000_t75" style="width:339.7pt;height:123.7pt" o:ole="">
+          <v:shape id="_x0000_i1032" type="#_x0000_t75" style="width:339.8pt;height:123.8pt" o:ole="">
             <v:imagedata r:id="rId29" o:title=""/>
           </v:shape>
-          <o:OLEObject Type="Embed" ProgID="Word.OpenDocumentText.12" ShapeID="_x0000_i1032" DrawAspect="Content" ObjectID="_1818400400" r:id="rId30"/>
+          <o:OLEObject Type="Embed" ProgID="Word.OpenDocumentText.12" ShapeID="_x0000_i1032" DrawAspect="Content" ObjectID="_1818408900" r:id="rId30"/>
         </w:object>
       </w:r>
       <w:r>
@@ -7817,17 +7809,17 @@
       <w:r>
         <w:br/>
       </w:r>
-      <w:bookmarkStart w:id="8" w:name="_MON_1816408213"/>
-      <w:bookmarkEnd w:id="8"/>
+      <w:bookmarkStart w:id="7" w:name="_MON_1816408213"/>
+      <w:bookmarkEnd w:id="7"/>
       <w:r>
         <w:rPr>
           <w:bCs/>
         </w:rPr>
         <w:object w:dxaOrig="9026" w:dyaOrig="2155">
-          <v:shape id="_x0000_i1033" type="#_x0000_t75" style="width:402.45pt;height:96.9pt" o:ole="">
+          <v:shape id="_x0000_i1033" type="#_x0000_t75" style="width:402.55pt;height:96.55pt" o:ole="">
             <v:imagedata r:id="rId31" o:title=""/>
           </v:shape>
-          <o:OLEObject Type="Embed" ProgID="Word.OpenDocumentText.12" ShapeID="_x0000_i1033" DrawAspect="Content" ObjectID="_1818400401" r:id="rId32"/>
+          <o:OLEObject Type="Embed" ProgID="Word.OpenDocumentText.12" ShapeID="_x0000_i1033" DrawAspect="Content" ObjectID="_1818408901" r:id="rId32"/>
         </w:object>
       </w:r>
       <w:r>
@@ -7856,17 +7848,17 @@
         </w:rPr>
         <w:br/>
       </w:r>
-      <w:bookmarkStart w:id="9" w:name="_MON_1816408320"/>
-      <w:bookmarkEnd w:id="9"/>
+      <w:bookmarkStart w:id="8" w:name="_MON_1816408320"/>
+      <w:bookmarkEnd w:id="8"/>
       <w:r>
         <w:rPr>
           <w:bCs/>
         </w:rPr>
         <w:object w:dxaOrig="9026" w:dyaOrig="1995">
-          <v:shape id="_x0000_i1034" type="#_x0000_t75" style="width:5in;height:80.3pt" o:ole="">
+          <v:shape id="_x0000_i1034" type="#_x0000_t75" style="width:5in;height:80.2pt" o:ole="">
             <v:imagedata r:id="rId33" o:title=""/>
           </v:shape>
-          <o:OLEObject Type="Embed" ProgID="Word.OpenDocumentText.12" ShapeID="_x0000_i1034" DrawAspect="Content" ObjectID="_1818400402" r:id="rId34"/>
+          <o:OLEObject Type="Embed" ProgID="Word.OpenDocumentText.12" ShapeID="_x0000_i1034" DrawAspect="Content" ObjectID="_1818408902" r:id="rId34"/>
         </w:object>
       </w:r>
       <w:r>
@@ -8555,14 +8547,14 @@
       <w:r>
         <w:t xml:space="preserve"> </w:t>
       </w:r>
-      <w:bookmarkStart w:id="10" w:name="_MON_1817889955"/>
-      <w:bookmarkEnd w:id="10"/>
+      <w:bookmarkStart w:id="9" w:name="_MON_1817889955"/>
+      <w:bookmarkEnd w:id="9"/>
       <w:r>
         <w:object w:dxaOrig="9026" w:dyaOrig="1300">
           <v:shape id="_x0000_i1035" type="#_x0000_t75" style="width:396pt;height:57.25pt" o:ole="">
             <v:imagedata r:id="rId36" o:title=""/>
           </v:shape>
-          <o:OLEObject Type="Embed" ProgID="Word.OpenDocumentText.12" ShapeID="_x0000_i1035" DrawAspect="Content" ObjectID="_1818400403" r:id="rId37"/>
+          <o:OLEObject Type="Embed" ProgID="Word.OpenDocumentText.12" ShapeID="_x0000_i1035" DrawAspect="Content" ObjectID="_1818408903" r:id="rId37"/>
         </w:object>
       </w:r>
       <w:r>
@@ -8650,14 +8642,14 @@
       <w:r>
         <w:t xml:space="preserve">  </w:t>
       </w:r>
-      <w:bookmarkStart w:id="11" w:name="_MON_1817893817"/>
-      <w:bookmarkEnd w:id="11"/>
+      <w:bookmarkStart w:id="10" w:name="_MON_1817893817"/>
+      <w:bookmarkEnd w:id="10"/>
       <w:r>
         <w:object w:dxaOrig="9026" w:dyaOrig="1425">
-          <v:shape id="_x0000_i1036" type="#_x0000_t75" style="width:371.55pt;height:58.6pt" o:ole="">
+          <v:shape id="_x0000_i1036" type="#_x0000_t75" style="width:371.45pt;height:58.35pt" o:ole="">
             <v:imagedata r:id="rId38" o:title=""/>
           </v:shape>
-          <o:OLEObject Type="Embed" ProgID="Word.OpenDocumentText.12" ShapeID="_x0000_i1036" DrawAspect="Content" ObjectID="_1818400404" r:id="rId39"/>
+          <o:OLEObject Type="Embed" ProgID="Word.OpenDocumentText.12" ShapeID="_x0000_i1036" DrawAspect="Content" ObjectID="_1818408904" r:id="rId39"/>
         </w:object>
       </w:r>
       <w:r>
@@ -8818,14 +8810,14 @@
         <w:br/>
         <w:t xml:space="preserve">                     </w:t>
       </w:r>
-      <w:bookmarkStart w:id="12" w:name="_MON_1817902596"/>
-      <w:bookmarkEnd w:id="12"/>
+      <w:bookmarkStart w:id="11" w:name="_MON_1817902596"/>
+      <w:bookmarkEnd w:id="11"/>
       <w:r>
         <w:object w:dxaOrig="9026" w:dyaOrig="1870">
-          <v:shape id="_x0000_i1037" type="#_x0000_t75" style="width:383.1pt;height:79.4pt" o:ole="">
+          <v:shape id="_x0000_i1037" type="#_x0000_t75" style="width:382.9pt;height:79.65pt" o:ole="">
             <v:imagedata r:id="rId40" o:title=""/>
           </v:shape>
-          <o:OLEObject Type="Embed" ProgID="Word.OpenDocumentText.12" ShapeID="_x0000_i1037" DrawAspect="Content" ObjectID="_1818400405" r:id="rId41"/>
+          <o:OLEObject Type="Embed" ProgID="Word.OpenDocumentText.12" ShapeID="_x0000_i1037" DrawAspect="Content" ObjectID="_1818408905" r:id="rId41"/>
         </w:object>
       </w:r>
       <w:r>
@@ -9141,14 +9133,14 @@
       <w:r>
         <w:t xml:space="preserve">               </w:t>
       </w:r>
-      <w:bookmarkStart w:id="13" w:name="_MON_1817971838"/>
-      <w:bookmarkEnd w:id="13"/>
+      <w:bookmarkStart w:id="12" w:name="_MON_1817971838"/>
+      <w:bookmarkEnd w:id="12"/>
       <w:r>
         <w:object w:dxaOrig="9026" w:dyaOrig="1425">
-          <v:shape id="_x0000_i1038" type="#_x0000_t75" style="width:342.45pt;height:54pt" o:ole="">
+          <v:shape id="_x0000_i1038" type="#_x0000_t75" style="width:342.55pt;height:54pt" o:ole="">
             <v:imagedata r:id="rId42" o:title=""/>
           </v:shape>
-          <o:OLEObject Type="Embed" ProgID="Word.OpenDocumentText.12" ShapeID="_x0000_i1038" DrawAspect="Content" ObjectID="_1818400406" r:id="rId43"/>
+          <o:OLEObject Type="Embed" ProgID="Word.OpenDocumentText.12" ShapeID="_x0000_i1038" DrawAspect="Content" ObjectID="_1818408906" r:id="rId43"/>
         </w:object>
       </w:r>
       <w:r>
@@ -9199,14 +9191,14 @@
         <w:br/>
         <w:t xml:space="preserve">                        </w:t>
       </w:r>
-      <w:bookmarkStart w:id="14" w:name="_MON_1817972765"/>
-      <w:bookmarkEnd w:id="14"/>
+      <w:bookmarkStart w:id="13" w:name="_MON_1817972765"/>
+      <w:bookmarkEnd w:id="13"/>
       <w:r>
         <w:object w:dxaOrig="9026" w:dyaOrig="3135">
-          <v:shape id="_x0000_i1039" type="#_x0000_t75" style="width:316.15pt;height:109.4pt" o:ole="">
+          <v:shape id="_x0000_i1039" type="#_x0000_t75" style="width:316.35pt;height:109.65pt" o:ole="">
             <v:imagedata r:id="rId44" o:title=""/>
           </v:shape>
-          <o:OLEObject Type="Embed" ProgID="Word.OpenDocumentText.12" ShapeID="_x0000_i1039" DrawAspect="Content" ObjectID="_1818400407" r:id="rId45"/>
+          <o:OLEObject Type="Embed" ProgID="Word.OpenDocumentText.12" ShapeID="_x0000_i1039" DrawAspect="Content" ObjectID="_1818408907" r:id="rId45"/>
         </w:object>
       </w:r>
       <w:r>
@@ -9329,14 +9321,14 @@
       <w:r>
         <w:t xml:space="preserve">                        </w:t>
       </w:r>
-      <w:bookmarkStart w:id="15" w:name="_MON_1818068984"/>
-      <w:bookmarkEnd w:id="15"/>
+      <w:bookmarkStart w:id="14" w:name="_MON_1818068984"/>
+      <w:bookmarkEnd w:id="14"/>
       <w:r>
         <w:object w:dxaOrig="9026" w:dyaOrig="1585">
-          <v:shape id="_x0000_i1040" type="#_x0000_t75" style="width:320.3pt;height:56.3pt" o:ole="">
+          <v:shape id="_x0000_i1040" type="#_x0000_t75" style="width:320.2pt;height:56.2pt" o:ole="">
             <v:imagedata r:id="rId46" o:title=""/>
           </v:shape>
-          <o:OLEObject Type="Embed" ProgID="Word.OpenDocumentText.12" ShapeID="_x0000_i1040" DrawAspect="Content" ObjectID="_1818400408" r:id="rId47"/>
+          <o:OLEObject Type="Embed" ProgID="Word.OpenDocumentText.12" ShapeID="_x0000_i1040" DrawAspect="Content" ObjectID="_1818408908" r:id="rId47"/>
         </w:object>
       </w:r>
       <w:r>
@@ -9437,14 +9429,14 @@
         <w:br/>
         <w:t xml:space="preserve">                        </w:t>
       </w:r>
-      <w:bookmarkStart w:id="16" w:name="_MON_1818069667"/>
-      <w:bookmarkEnd w:id="16"/>
+      <w:bookmarkStart w:id="15" w:name="_MON_1818069667"/>
+      <w:bookmarkEnd w:id="15"/>
       <w:r>
         <w:object w:dxaOrig="9026" w:dyaOrig="855">
-          <v:shape id="_x0000_i1041" type="#_x0000_t75" style="width:355.85pt;height:33.7pt" o:ole="">
+          <v:shape id="_x0000_i1041" type="#_x0000_t75" style="width:355.65pt;height:33.8pt" o:ole="">
             <v:imagedata r:id="rId48" o:title=""/>
           </v:shape>
-          <o:OLEObject Type="Embed" ProgID="Word.OpenDocumentText.12" ShapeID="_x0000_i1041" DrawAspect="Content" ObjectID="_1818400409" r:id="rId49"/>
+          <o:OLEObject Type="Embed" ProgID="Word.OpenDocumentText.12" ShapeID="_x0000_i1041" DrawAspect="Content" ObjectID="_1818408909" r:id="rId49"/>
         </w:object>
       </w:r>
       <w:r>
@@ -10873,8 +10865,8 @@
             </w:r>
           </w:p>
         </w:tc>
-        <w:bookmarkStart w:id="17" w:name="_MON_1817978018"/>
-        <w:bookmarkEnd w:id="17"/>
+        <w:bookmarkStart w:id="16" w:name="_MON_1817978018"/>
+        <w:bookmarkEnd w:id="16"/>
         <w:tc>
           <w:tcPr>
             <w:tcW w:w="5216" w:type="dxa"/>
@@ -10892,7 +10884,7 @@
                 <v:shape id="_x0000_i1042" type="#_x0000_t75" style="width:378pt;height:114pt" o:ole="">
                   <v:imagedata r:id="rId50" o:title=""/>
                 </v:shape>
-                <o:OLEObject Type="Embed" ProgID="Word.OpenDocumentText.12" ShapeID="_x0000_i1042" DrawAspect="Content" ObjectID="_1818400410" r:id="rId51"/>
+                <o:OLEObject Type="Embed" ProgID="Word.OpenDocumentText.12" ShapeID="_x0000_i1042" DrawAspect="Content" ObjectID="_1818408910" r:id="rId51"/>
               </w:object>
             </w:r>
           </w:p>
@@ -10983,6 +10975,47 @@
           <w:sz w:val="24"/>
           <w:szCs w:val="24"/>
         </w:rPr>
+        <w:t>(btwn related and inrelated components)</w:t>
+      </w:r>
+    </w:p>
+    <w:p>
+      <w:pPr>
+        <w:tabs>
+          <w:tab w:val="left" w:pos="888"/>
+          <w:tab w:val="num" w:pos="1440"/>
+        </w:tabs>
+        <w:ind w:left="-284" w:right="-166"/>
+        <w:rPr>
+          <w:b/>
+          <w:bCs/>
+          <w:color w:val="2E74B5" w:themeColor="accent1" w:themeShade="BF"/>
+          <w:u w:val="single"/>
+        </w:rPr>
+      </w:pPr>
+      <w:r>
+        <w:t xml:space="preserve">Angular provides several robust mechanisms for components to communicate. I find it helpful to categorize them into two main groups: communication between </w:t>
+      </w:r>
+      <w:r>
+        <w:rPr>
+          <w:b/>
+          <w:bCs/>
+        </w:rPr>
+        <w:t>related components</w:t>
+      </w:r>
+      <w:r>
+        <w:t xml:space="preserve"> (like a parent and its direct child) and communication between </w:t>
+      </w:r>
+      <w:r>
+        <w:rPr>
+          <w:b/>
+          <w:bCs/>
+        </w:rPr>
+        <w:t>unrelated components</w:t>
+      </w:r>
+      <w:r>
+        <w:t xml:space="preserve"> (components that don't have a direct parent-child link</w:t>
+      </w:r>
+      <w:r>
         <w:t>.</w:t>
       </w:r>
     </w:p>
@@ -11001,7 +11034,7 @@
           <w:color w:val="2E74B5" w:themeColor="accent1" w:themeShade="BF"/>
           <w:u w:val="single"/>
         </w:rPr>
-        <w:t>1. Templates in Angular: (.html file)</w:t>
+        <w:t xml:space="preserve">1. </w:t>
       </w:r>
       <w:r>
         <w:rPr>
@@ -11010,76 +11043,804 @@
           <w:color w:val="2E74B5" w:themeColor="accent1" w:themeShade="BF"/>
           <w:u w:val="single"/>
         </w:rPr>
-        <w:br/>
-      </w:r>
-      <w:r>
-        <w:rPr>
-          <w:b/>
-          <w:bCs/>
-          <w:color w:val="2E74B5" w:themeColor="accent1" w:themeShade="BF"/>
-        </w:rPr>
+        <w:t>Related Components</w:t>
+      </w:r>
+      <w:r>
+        <w:rPr>
+          <w:b/>
+          <w:bCs/>
+          <w:color w:val="2E74B5" w:themeColor="accent1" w:themeShade="BF"/>
+          <w:u w:val="single"/>
+        </w:rPr>
+        <w:t xml:space="preserve"> </w:t>
+      </w:r>
+      <w:r>
+        <w:rPr>
+          <w:b/>
+          <w:bCs/>
+          <w:color w:val="2E74B5" w:themeColor="accent1" w:themeShade="BF"/>
+          <w:u w:val="single"/>
+        </w:rPr>
+        <w:t>Communication</w:t>
+      </w:r>
+      <w:r>
+        <w:rPr>
+          <w:b/>
+          <w:bCs/>
+          <w:color w:val="2E74B5" w:themeColor="accent1" w:themeShade="BF"/>
+          <w:u w:val="single"/>
+        </w:rPr>
+        <w:t>: (</w:t>
+      </w:r>
+      <w:r>
+        <w:rPr>
+          <w:b/>
+          <w:bCs/>
+          <w:color w:val="2E74B5" w:themeColor="accent1" w:themeShade="BF"/>
+          <w:u w:val="single"/>
+        </w:rPr>
+        <w:t xml:space="preserve">5-types: </w:t>
+      </w:r>
+      <w:r>
+        <w:rPr>
+          <w:b/>
+          <w:bCs/>
+          <w:color w:val="2E74B5" w:themeColor="accent1" w:themeShade="BF"/>
+          <w:u w:val="single"/>
+        </w:rPr>
+        <w:t>@Input(), @Output(), @ViewChild(), ng-content, ngTemplateOutlet</w:t>
+      </w:r>
+      <w:r>
+        <w:rPr>
+          <w:b/>
+          <w:bCs/>
+          <w:color w:val="2E74B5" w:themeColor="accent1" w:themeShade="BF"/>
+          <w:u w:val="single"/>
+        </w:rPr>
+        <w:t>)</w:t>
+      </w:r>
+      <w:r>
+        <w:rPr>
+          <w:b/>
+          <w:bCs/>
+          <w:color w:val="2E74B5" w:themeColor="accent1" w:themeShade="BF"/>
+          <w:u w:val="single"/>
+        </w:rPr>
+        <w:br/>
+      </w:r>
+      <w:r>
+        <w:rPr>
+          <w:b/>
+          <w:bCs/>
+          <w:color w:val="2E74B5" w:themeColor="accent1" w:themeShade="BF"/>
+        </w:rPr>
+        <w:t xml:space="preserve">  1. </w:t>
+      </w:r>
+      <w:r>
+        <w:rPr>
+          <w:bCs/>
+          <w:color w:val="2E74B5" w:themeColor="accent1" w:themeShade="BF"/>
+        </w:rPr>
+        <w:t xml:space="preserve">Parent to Child: </w:t>
+      </w:r>
+      <w:r>
+        <w:rPr>
+          <w:b/>
+          <w:bCs/>
+          <w:color w:val="2E74B5" w:themeColor="accent1" w:themeShade="BF"/>
+        </w:rPr>
+        <w:t>@Input()</w:t>
+      </w:r>
+      <w:r>
+        <w:rPr>
+          <w:b/>
+          <w:bCs/>
+          <w:color w:val="2E74B5" w:themeColor="accent1" w:themeShade="BF"/>
+        </w:rPr>
+        <w:t xml:space="preserve"> </w:t>
+      </w:r>
+      <w:r>
+        <w:t>:</w:t>
+      </w:r>
+      <w:r>
+        <w:br/>
         <w:t xml:space="preserve">  - </w:t>
       </w:r>
       <w:r>
-        <w:t xml:space="preserve">Templates in Angular define </w:t>
+        <w:t xml:space="preserve">This is the most common way to pass data </w:t>
+      </w:r>
+      <w:r>
+        <w:rPr>
+          <w:b/>
+          <w:bCs/>
+        </w:rPr>
+        <w:t>down</w:t>
+      </w:r>
+      <w:r>
+        <w:t xml:space="preserve"> from a parent to a child. Think of it as the parent "giving" properties </w:t>
+      </w:r>
+      <w:r>
+        <w:br/>
+        <w:t xml:space="preserve">     </w:t>
+      </w:r>
+      <w:r>
+        <w:t>to the child.</w:t>
+      </w:r>
+      <w:r>
+        <w:t xml:space="preserve">  </w:t>
+      </w:r>
+      <w:r>
+        <w:br/>
+        <w:t xml:space="preserve">  </w:t>
+      </w:r>
+      <w:r>
+        <w:t xml:space="preserve">- </w:t>
+      </w:r>
+      <w:r>
+        <w:rPr>
+          <w:b/>
+        </w:rPr>
+        <w:t>EX</w:t>
+      </w:r>
+      <w:r>
+        <w:rPr>
+          <w:b/>
+        </w:rPr>
+        <w:t xml:space="preserve">: </w:t>
+      </w:r>
+      <w:r>
+        <w:t xml:space="preserve">In an e-commerce app, a </w:t>
+      </w:r>
+      <w:r>
+        <w:rPr>
+          <w:b/>
+        </w:rPr>
+        <w:t>ProductListComponent (parent)</w:t>
+      </w:r>
+      <w:r>
+        <w:t xml:space="preserve"> fetches a list of products. It then loops through this list </w:t>
+      </w:r>
+      <w:r>
+        <w:br/>
+        <w:t xml:space="preserve">          </w:t>
+      </w:r>
+      <w:r>
+        <w:t xml:space="preserve">and passes each individual product object to a </w:t>
+      </w:r>
+      <w:r>
+        <w:rPr>
+          <w:b/>
+        </w:rPr>
+        <w:t>ProductCardComponent (child)</w:t>
+      </w:r>
+      <w:r>
+        <w:t xml:space="preserve"> using an </w:t>
+      </w:r>
+      <w:r>
+        <w:rPr>
+          <w:b/>
+        </w:rPr>
+        <w:t>@Input</w:t>
+      </w:r>
+      <w:r>
+        <w:rPr>
+          <w:b/>
+        </w:rPr>
+        <w:br/>
+        <w:t xml:space="preserve">  - cheat code to remember: </w:t>
+      </w:r>
+      <w:r>
+        <w:rPr>
+          <w:b/>
+        </w:rPr>
+        <w:br/>
+      </w:r>
+      <w:r>
+        <w:t xml:space="preserve">      -&gt; </w:t>
+      </w:r>
+      <w:r>
+        <w:t>Chil</w:t>
+      </w:r>
+      <w:r>
+        <w:t>d: @Input() propertyName: type;</w:t>
+      </w:r>
+      <w:r>
+        <w:br/>
+        <w:t xml:space="preserve">     </w:t>
+      </w:r>
+      <w:r>
+        <w:t xml:space="preserve"> </w:t>
+      </w:r>
+      <w:r>
+        <w:t xml:space="preserve">-&gt; </w:t>
+      </w:r>
+      <w:r>
+        <w:t>Parent: &lt;child-comp [propertyName]="parentVar"&gt;&lt;/child-comp&gt;</w:t>
+      </w:r>
+      <w:r>
+        <w:br/>
+        <w:t xml:space="preserve">   - </w:t>
+      </w:r>
+      <w:r>
+        <w:rPr>
+          <w:b/>
+        </w:rPr>
+        <w:t>A</w:t>
+      </w:r>
+      <w:r>
+        <w:rPr>
+          <w:b/>
+          <w:bCs/>
+        </w:rPr>
+        <w:t>dvantages:</w:t>
+      </w:r>
+      <w:r>
+        <w:t xml:space="preserve"> Simple, direct, and easy to understand for passing data dow</w:t>
+      </w:r>
+      <w:r>
+        <w:t>n.</w:t>
+      </w:r>
+      <w:r>
+        <w:br/>
+        <w:t xml:space="preserve">   - </w:t>
+      </w:r>
+      <w:r>
+        <w:rPr>
+          <w:b/>
+        </w:rPr>
+        <w:t>Problem</w:t>
+      </w:r>
+      <w:r>
+        <w:rPr>
+          <w:b/>
+        </w:rPr>
+        <w:t xml:space="preserve">: </w:t>
+      </w:r>
+      <w:r>
+        <w:t>If the child component modifies a property of an object passed via @Input (</w:t>
+      </w:r>
+      <w:r>
+        <w:rPr>
+          <w:b/>
+        </w:rPr>
+        <w:t xml:space="preserve">e.g., this.product.name = </w:t>
+      </w:r>
+      <w:r>
+        <w:rPr>
+          <w:b/>
+        </w:rPr>
+        <w:br/>
+        <w:t xml:space="preserve">  </w:t>
+      </w:r>
+      <w:r>
+        <w:rPr>
+          <w:b/>
+        </w:rPr>
+        <w:t xml:space="preserve">   </w:t>
+      </w:r>
+      <w:r>
+        <w:rPr>
+          <w:b/>
+        </w:rPr>
+        <w:t>'New Name')</w:t>
+      </w:r>
+      <w:r>
+        <w:t>, it directly mutates the parent's state</w:t>
+      </w:r>
+      <w:r>
+        <w:t xml:space="preserve"> bcz both share the same object reference </w:t>
+      </w:r>
+      <w:r>
+        <w:t xml:space="preserve">. </w:t>
+      </w:r>
+      <w:r>
+        <w:br/>
+        <w:t xml:space="preserve">      </w:t>
+      </w:r>
+      <w:r>
+        <w:t>This can lead to bugs that are hard to track.</w:t>
+      </w:r>
+      <w:r>
+        <w:rPr>
+          <w:b/>
+        </w:rPr>
+        <w:br/>
+      </w:r>
+      <w:r>
+        <w:rPr>
+          <w:b/>
+        </w:rPr>
+        <w:lastRenderedPageBreak/>
+        <w:t xml:space="preserve">    </w:t>
+      </w:r>
+      <w:r>
+        <w:rPr>
+          <w:b/>
+        </w:rPr>
+        <w:t xml:space="preserve">        </w:t>
+      </w:r>
+      <w:r>
+        <w:rPr>
+          <w:b/>
+        </w:rPr>
+        <w:t xml:space="preserve"> </w:t>
+      </w:r>
+      <w:bookmarkStart w:id="17" w:name="_MON_1818405197"/>
+      <w:bookmarkEnd w:id="17"/>
+      <w:r>
+        <w:rPr>
+          <w:b/>
+        </w:rPr>
+        <w:object w:dxaOrig="9026" w:dyaOrig="3580">
+          <v:shape id="_x0000_i1043" type="#_x0000_t75" style="width:373.1pt;height:148.35pt" o:ole="">
+            <v:imagedata r:id="rId52" o:title=""/>
+          </v:shape>
+          <o:OLEObject Type="Embed" ProgID="Word.OpenDocumentText.12" ShapeID="_x0000_i1043" DrawAspect="Content" ObjectID="_1818408911" r:id="rId53"/>
+        </w:object>
+      </w:r>
+      <w:r>
+        <w:rPr>
+          <w:b/>
+          <w:bCs/>
+          <w:color w:val="2E74B5" w:themeColor="accent1" w:themeShade="BF"/>
+          <w:u w:val="single"/>
+        </w:rPr>
+        <w:br/>
+        <w:t xml:space="preserve">       </w:t>
+      </w:r>
+      <w:r>
+        <w:rPr>
+          <w:b/>
+        </w:rPr>
+        <w:t xml:space="preserve">- Solution: </w:t>
+      </w:r>
+      <w:r>
+        <w:rPr>
+          <w:b/>
+        </w:rPr>
+        <w:br/>
+        <w:t xml:space="preserve">       Case 1: </w:t>
+      </w:r>
+      <w:r>
+        <w:t>When</w:t>
+      </w:r>
+      <w:r>
+        <w:rPr>
+          <w:b/>
+        </w:rPr>
+        <w:t xml:space="preserve"> </w:t>
+      </w:r>
+      <w:r>
+        <w:t xml:space="preserve">Parent </w:t>
       </w:r>
       <w:r>
         <w:rPr>
           <w:rStyle w:val="Strong"/>
         </w:rPr>
-        <w:t>how your UI is structured</w:t>
-      </w:r>
-      <w:r>
-        <w:t xml:space="preserve">, using HTML + Angular syntax to </w:t>
+        <w:t>should not update</w:t>
+      </w:r>
+      <w:r>
+        <w:t xml:space="preserve"> (child only needs local copy). </w:t>
+      </w:r>
+      <w:r>
+        <w:br/>
+        <w:t xml:space="preserve">                   : </w:t>
+      </w:r>
+      <w:r>
+        <w:rPr>
+          <w:b/>
+        </w:rPr>
+        <w:t>Clone/copy @Input inside child → work on that.</w:t>
+      </w:r>
+    </w:p>
+    <w:p>
+      <w:pPr>
+        <w:tabs>
+          <w:tab w:val="left" w:pos="888"/>
+          <w:tab w:val="num" w:pos="1440"/>
+        </w:tabs>
+        <w:ind w:left="-284" w:right="-166"/>
+        <w:rPr>
+          <w:color w:val="FF0000"/>
+        </w:rPr>
+      </w:pPr>
+      <w:r>
+        <w:rPr>
+          <w:b/>
+          <w:bCs/>
+          <w:color w:val="2E74B5" w:themeColor="accent1" w:themeShade="BF"/>
+          <w:u w:val="single"/>
+        </w:rPr>
+        <w:t xml:space="preserve">           </w:t>
+      </w:r>
+      <w:bookmarkStart w:id="18" w:name="_MON_1818407433"/>
+      <w:bookmarkEnd w:id="18"/>
+      <w:r>
+        <w:rPr>
+          <w:b/>
+          <w:bCs/>
+          <w:color w:val="2E74B5" w:themeColor="accent1" w:themeShade="BF"/>
+          <w:u w:val="single"/>
+        </w:rPr>
+        <w:object w:dxaOrig="9026" w:dyaOrig="3705">
+          <v:shape id="_x0000_i1044" type="#_x0000_t75" style="width:364.9pt;height:150pt" o:ole="">
+            <v:imagedata r:id="rId54" o:title=""/>
+          </v:shape>
+          <o:OLEObject Type="Embed" ProgID="Word.OpenDocumentText.12" ShapeID="_x0000_i1044" DrawAspect="Content" ObjectID="_1818408912" r:id="rId55"/>
+        </w:object>
+      </w:r>
+      <w:r>
+        <w:rPr>
+          <w:b/>
+          <w:bCs/>
+          <w:color w:val="2E74B5" w:themeColor="accent1" w:themeShade="BF"/>
+          <w:u w:val="single"/>
+        </w:rPr>
+        <w:t xml:space="preserve">       </w:t>
+      </w:r>
+      <w:r>
+        <w:rPr>
+          <w:b/>
+          <w:bCs/>
+          <w:color w:val="2E74B5" w:themeColor="accent1" w:themeShade="BF"/>
+          <w:u w:val="single"/>
+        </w:rPr>
+        <w:br/>
+      </w:r>
+      <w:r>
+        <w:rPr>
+          <w:b/>
+        </w:rPr>
+        <w:t xml:space="preserve">        </w:t>
+      </w:r>
+      <w:r>
+        <w:rPr>
+          <w:b/>
+        </w:rPr>
+        <w:t xml:space="preserve">Case </w:t>
+      </w:r>
+      <w:r>
+        <w:rPr>
+          <w:b/>
+        </w:rPr>
+        <w:t>2</w:t>
+      </w:r>
+      <w:r>
+        <w:rPr>
+          <w:b/>
+        </w:rPr>
+        <w:t xml:space="preserve">: </w:t>
+      </w:r>
+      <w:r>
+        <w:t xml:space="preserve">Parent </w:t>
       </w:r>
       <w:r>
         <w:rPr>
           <w:rStyle w:val="Strong"/>
         </w:rPr>
-        <w:t xml:space="preserve">display data, bind </w:t>
+        <w:t>should also update</w:t>
+      </w:r>
+      <w:r>
+        <w:t xml:space="preserve"> (data sync needed</w:t>
+      </w:r>
+      <w:r>
+        <w:t>.</w:t>
+      </w:r>
+      <w:r>
+        <w:br/>
+        <w:t xml:space="preserve">             </w:t>
+      </w:r>
+      <w:r>
+        <w:t xml:space="preserve"> </w:t>
+      </w:r>
+      <w:r>
+        <w:t xml:space="preserve">      : Use </w:t>
       </w:r>
       <w:r>
         <w:rPr>
           <w:rStyle w:val="Strong"/>
         </w:rPr>
-        <w:br/>
-        <w:t xml:space="preserve">     properties, and attach logic</w:t>
-      </w:r>
-      <w:r>
+        <w:t>EventEmitter (</w:t>
+      </w:r>
+      <w:r>
+        <w:rPr>
+          <w:rStyle w:val="HTMLCode"/>
+          <w:rFonts w:eastAsiaTheme="minorHAnsi"/>
+          <w:b/>
+          <w:bCs/>
+        </w:rPr>
+        <w:t>@Output</w:t>
+      </w:r>
+      <w:r>
+        <w:rPr>
+          <w:rStyle w:val="Strong"/>
+        </w:rPr>
+        <w:t>)</w:t>
+      </w:r>
+      <w:r>
+        <w:rPr>
+          <w:rStyle w:val="Strong"/>
+        </w:rPr>
+        <w:br/>
+        <w:t xml:space="preserve">                </w:t>
+      </w:r>
+      <w:r>
+        <w:rPr>
+          <w:rStyle w:val="Strong"/>
+        </w:rPr>
+        <w:t xml:space="preserve"> </w:t>
+      </w:r>
+      <w:r>
+        <w:rPr>
+          <w:rStyle w:val="Strong"/>
+        </w:rPr>
+        <w:t xml:space="preserve">   : </w:t>
+      </w:r>
+      <w:r>
+        <w:rPr>
+          <w:bCs/>
+        </w:rPr>
+        <w:t>Child emits event → Parent updates its own data</w:t>
+      </w:r>
+      <w:r>
+        <w:rPr>
+          <w:bCs/>
+        </w:rPr>
+        <w:t xml:space="preserve"> </w:t>
+      </w:r>
+      <w:r>
+        <w:rPr>
+          <w:bCs/>
+        </w:rPr>
+        <w:sym w:font="Wingdings" w:char="F0E0"/>
+      </w:r>
+      <w:r>
+        <w:rPr>
+          <w:bCs/>
+        </w:rPr>
+        <w:t xml:space="preserve"> Data flows down again</w:t>
+      </w:r>
+      <w:r>
+        <w:rPr>
+          <w:bCs/>
+        </w:rPr>
+        <w:br/>
+      </w:r>
+      <w:r>
+        <w:rPr>
+          <w:bCs/>
+          <w:color w:val="FF0000"/>
+        </w:rPr>
+        <w:t xml:space="preserve">                    </w:t>
+      </w:r>
+      <w:r>
+        <w:rPr>
+          <w:bCs/>
+          <w:color w:val="FF0000"/>
+        </w:rPr>
+        <w:t xml:space="preserve">NOTE: </w:t>
+      </w:r>
+      <w:r>
+        <w:t>Angular Best Practice: One-way Data Flow</w:t>
+      </w:r>
+      <w:r>
+        <w:rPr>
+          <w:bCs/>
+          <w:color w:val="FF0000"/>
+        </w:rPr>
+        <w:t xml:space="preserve"> </w:t>
+      </w:r>
+      <w:r>
+        <w:rPr>
+          <w:bCs/>
+        </w:rPr>
+        <w:t>“</w:t>
+      </w:r>
+      <w:r>
+        <w:t>DDEU</w:t>
+      </w:r>
+      <w:r>
+        <w:rPr>
+          <w:bCs/>
+        </w:rPr>
+        <w:t>”</w:t>
+      </w:r>
+      <w:r>
+        <w:rPr>
+          <w:bCs/>
+        </w:rPr>
         <w:t>.</w:t>
       </w:r>
       <w:r>
-        <w:br/>
-        <w:t xml:space="preserve">  - </w:t>
-      </w:r>
-      <w:r>
-        <w:rPr>
-          <w:b/>
-        </w:rPr>
-        <w:t>BP:</w:t>
-      </w:r>
-      <w:r>
-        <w:t xml:space="preserve"> Move complex logic into the component class.</w:t>
-      </w:r>
-      <w:r>
-        <w:br/>
-        <w:t xml:space="preserve">  - </w:t>
-      </w:r>
-      <w:r>
-        <w:rPr>
-          <w:b/>
-        </w:rPr>
-        <w:t>PF:</w:t>
-      </w:r>
-      <w:r>
-        <w:t xml:space="preserve"> Keep template readable; break large templates into child components.</w:t>
-      </w:r>
-      <w:r>
-        <w:br/>
-      </w:r>
-      <w:r>
-        <w:br/>
-      </w:r>
+        <w:rPr>
+          <w:bCs/>
+        </w:rPr>
+        <w:br/>
+        <w:t xml:space="preserve">                                </w:t>
+      </w:r>
+      <w:r>
+        <w:t xml:space="preserve">This keeps data flow </w:t>
+      </w:r>
+      <w:r>
+        <w:rPr>
+          <w:rStyle w:val="Strong"/>
+        </w:rPr>
+        <w:t>predictable</w:t>
+      </w:r>
+      <w:r>
+        <w:t xml:space="preserve">. Parent is the </w:t>
+      </w:r>
+      <w:r>
+        <w:rPr>
+          <w:rStyle w:val="Strong"/>
+        </w:rPr>
+        <w:t>single source of truth</w:t>
+      </w:r>
+      <w:r>
+        <w:t>.</w:t>
+      </w:r>
+      <w:r>
+        <w:rPr>
+          <w:bCs/>
+          <w:color w:val="FF0000"/>
+        </w:rPr>
+        <w:br/>
+      </w:r>
+      <w:r>
+        <w:rPr>
+          <w:b/>
+        </w:rPr>
+        <w:t>Doubt</w:t>
+      </w:r>
+      <w:r>
+        <w:t xml:space="preserve"> </w:t>
+      </w:r>
+      <w:r>
+        <w:t xml:space="preserve">Why do we still use </w:t>
+      </w:r>
+      <w:r>
+        <w:rPr>
+          <w:rStyle w:val="Strong"/>
+        </w:rPr>
+        <w:t>EventEmitter</w:t>
+      </w:r>
+      <w:r>
+        <w:t xml:space="preserve"> (</w:t>
+      </w:r>
+      <w:r>
+        <w:rPr>
+          <w:rStyle w:val="HTMLCode"/>
+          <w:rFonts w:eastAsiaTheme="minorHAnsi"/>
+        </w:rPr>
+        <w:t>@Output</w:t>
+      </w:r>
+      <w:r>
+        <w:t xml:space="preserve">) even though changing </w:t>
+      </w:r>
+      <w:r>
+        <w:rPr>
+          <w:rStyle w:val="HTMLCode"/>
+          <w:rFonts w:eastAsiaTheme="minorHAnsi"/>
+        </w:rPr>
+        <w:t>@Input</w:t>
+      </w:r>
+      <w:r>
+        <w:t xml:space="preserve"> directly in child </w:t>
+      </w:r>
+      <w:r>
+        <w:rPr>
+          <w:rStyle w:val="Emphasis"/>
+        </w:rPr>
+        <w:t>also</w:t>
+      </w:r>
+      <w:r>
+        <w:t xml:space="preserve"> updates parent?</w:t>
+      </w:r>
+      <w:r>
+        <w:br/>
+      </w:r>
+      <w:r>
+        <w:rPr>
+          <w:b/>
+        </w:rPr>
+        <w:t>Anwser:</w:t>
+      </w:r>
+      <w:r>
+        <w:t xml:space="preserve"> </w:t>
+      </w:r>
+      <w:r>
+        <w:t xml:space="preserve">If child modifies </w:t>
+      </w:r>
+      <w:r>
+        <w:rPr>
+          <w:b/>
+        </w:rPr>
+        <w:t>@Input</w:t>
+      </w:r>
+      <w:r>
+        <w:t xml:space="preserve"> directly (this.product.name = 'New'), it mutates parent’s data </w:t>
+      </w:r>
+      <w:r>
+        <w:rPr>
+          <w:b/>
+          <w:bCs/>
+        </w:rPr>
+        <w:t>silently</w:t>
+      </w:r>
+      <w:r>
+        <w:t xml:space="preserve"> and </w:t>
+      </w:r>
+      <w:r>
+        <w:t xml:space="preserve">Parent has no </w:t>
+      </w:r>
+      <w:r>
+        <w:t xml:space="preserve">    </w:t>
+      </w:r>
+      <w:r>
+        <w:br/>
+        <w:t xml:space="preserve">               </w:t>
+      </w:r>
+      <w:r>
+        <w:t xml:space="preserve">control or visibility. Later, debugging becomes a nightmare because you don’t know </w:t>
+      </w:r>
+      <w:r>
+        <w:rPr>
+          <w:rStyle w:val="Strong"/>
+        </w:rPr>
+        <w:t>where</w:t>
+      </w:r>
+      <w:r>
+        <w:t xml:space="preserve"> the change happened.</w:t>
+      </w:r>
+      <w:r>
+        <w:br/>
+        <w:t xml:space="preserve">           </w:t>
+      </w:r>
+      <w:bookmarkStart w:id="19" w:name="_GoBack"/>
+      <w:bookmarkStart w:id="20" w:name="_MON_1818408777"/>
+      <w:bookmarkEnd w:id="20"/>
+      <w:r>
+        <w:object w:dxaOrig="9026" w:dyaOrig="3705">
+          <v:shape id="_x0000_i1045" type="#_x0000_t75" style="width:433.65pt;height:178.35pt" o:ole="">
+            <v:imagedata r:id="rId56" o:title=""/>
+          </v:shape>
+          <o:OLEObject Type="Embed" ProgID="Word.OpenDocumentText.12" ShapeID="_x0000_i1045" DrawAspect="Content" ObjectID="_1818408913" r:id="rId57"/>
+        </w:object>
+      </w:r>
+      <w:bookmarkEnd w:id="19"/>
+    </w:p>
+    <w:p>
+      <w:pPr>
+        <w:tabs>
+          <w:tab w:val="left" w:pos="888"/>
+          <w:tab w:val="num" w:pos="1440"/>
+        </w:tabs>
+        <w:ind w:left="-284" w:right="-166"/>
+        <w:rPr>
+          <w:b/>
+          <w:bCs/>
+          <w:color w:val="2E74B5" w:themeColor="accent1" w:themeShade="BF"/>
+          <w:u w:val="single"/>
+        </w:rPr>
+      </w:pPr>
+      <w:r>
+        <w:rPr>
+          <w:b/>
+          <w:bCs/>
+          <w:color w:val="2E74B5" w:themeColor="accent1" w:themeShade="BF"/>
+          <w:u w:val="single"/>
+        </w:rPr>
+        <w:t xml:space="preserve">        </w:t>
+      </w:r>
+    </w:p>
+    <w:p>
+      <w:pPr>
+        <w:tabs>
+          <w:tab w:val="left" w:pos="888"/>
+          <w:tab w:val="num" w:pos="1440"/>
+        </w:tabs>
+        <w:ind w:right="-166"/>
+      </w:pPr>
     </w:p>
     <w:p>
       <w:pPr>
@@ -11989,7 +12750,6 @@
   <w:style w:type="character" w:default="1" w:styleId="DefaultParagraphFont">
     <w:name w:val="Default Paragraph Font"/>
     <w:uiPriority w:val="1"/>
-    <w:semiHidden/>
     <w:unhideWhenUsed/>
   </w:style>
   <w:style w:type="table" w:default="1" w:styleId="TableNormal">
@@ -12471,7 +13231,7 @@
 </file>
 
 <file path=customXml/itemProps1.xml><?xml version="1.0" encoding="utf-8"?>
-<ds:datastoreItem xmlns:ds="http://schemas.openxmlformats.org/officeDocument/2006/customXml" ds:itemID="{BC1F3AEE-774E-4EC4-96EE-698A860942F4}">
+<ds:datastoreItem xmlns:ds="http://schemas.openxmlformats.org/officeDocument/2006/customXml" ds:itemID="{15FAEEAF-E6E3-418C-B0AC-3422E697958B}">
   <ds:schemaRefs>
     <ds:schemaRef ds:uri="http://schemas.openxmlformats.org/officeDocument/2006/bibliography"/>
   </ds:schemaRefs>

--- a/Docs/Angular Notes.docx
+++ b/Docs/Angular Notes.docx
@@ -2732,7 +2732,7 @@
             <v:path o:extrusionok="f" gradientshapeok="t" o:connecttype="rect"/>
             <o:lock v:ext="edit" aspectratio="t"/>
           </v:shapetype>
-          <v:shape id="_x0000_i1025" type="#_x0000_t75" style="width:274.9pt;height:359.45pt">
+          <v:shape id="_x0000_i1025" type="#_x0000_t75" style="width:274.9pt;height:359.25pt">
             <v:imagedata r:id="rId8" o:title="20250709_1129_Angular Bootstrapping Diagram_simple_compose_01jzpw6yhxf5qvszsdhyqnn5a5" cropbottom="9103f"/>
           </v:shape>
         </w:pict>
@@ -4441,10 +4441,10 @@
       <w:bookmarkEnd w:id="0"/>
       <w:r>
         <w:object w:dxaOrig="9026" w:dyaOrig="1425">
-          <v:shape id="_x0000_i1026" type="#_x0000_t75" style="width:320.2pt;height:50.2pt" o:ole="">
+          <v:shape id="_x0000_i1026" type="#_x0000_t75" style="width:320.25pt;height:49.9pt" o:ole="">
             <v:imagedata r:id="rId16" o:title=""/>
           </v:shape>
-          <o:OLEObject Type="Embed" ProgID="Word.OpenDocumentText.12" ShapeID="_x0000_i1026" DrawAspect="Content" ObjectID="_1818408894" r:id="rId17"/>
+          <o:OLEObject Type="Embed" ProgID="Word.OpenDocumentText.12" ShapeID="_x0000_i1026" DrawAspect="Content" ObjectID="_1819619030" r:id="rId17"/>
         </w:object>
       </w:r>
       <w:r>
@@ -4537,10 +4537,10 @@
       <w:bookmarkEnd w:id="1"/>
       <w:r>
         <w:object w:dxaOrig="9026" w:dyaOrig="1710">
-          <v:shape id="_x0000_i1027" type="#_x0000_t75" style="width:341.45pt;height:63.8pt" o:ole="">
+          <v:shape id="_x0000_i1027" type="#_x0000_t75" style="width:341.25pt;height:64.15pt" o:ole="">
             <v:imagedata r:id="rId18" o:title=""/>
           </v:shape>
-          <o:OLEObject Type="Embed" ProgID="Word.OpenDocumentText.12" ShapeID="_x0000_i1027" DrawAspect="Content" ObjectID="_1818408895" r:id="rId19"/>
+          <o:OLEObject Type="Embed" ProgID="Word.OpenDocumentText.12" ShapeID="_x0000_i1027" DrawAspect="Content" ObjectID="_1819619031" r:id="rId19"/>
         </w:object>
       </w:r>
       <w:r>
@@ -4565,10 +4565,10 @@
           <w:b/>
         </w:rPr>
         <w:object w:dxaOrig="9026" w:dyaOrig="2280">
-          <v:shape id="_x0000_i1028" type="#_x0000_t75" style="width:357.8pt;height:90.55pt" o:ole="">
+          <v:shape id="_x0000_i1028" type="#_x0000_t75" style="width:357.4pt;height:90.75pt" o:ole="">
             <v:imagedata r:id="rId20" o:title=""/>
           </v:shape>
-          <o:OLEObject Type="Embed" ProgID="Word.OpenDocumentText.12" ShapeID="_x0000_i1028" DrawAspect="Content" ObjectID="_1818408896" r:id="rId21"/>
+          <o:OLEObject Type="Embed" ProgID="Word.OpenDocumentText.12" ShapeID="_x0000_i1028" DrawAspect="Content" ObjectID="_1819619032" r:id="rId21"/>
         </w:object>
       </w:r>
       <w:r>
@@ -4846,10 +4846,10 @@
       <w:bookmarkEnd w:id="3"/>
       <w:r>
         <w:object w:dxaOrig="9026" w:dyaOrig="1995">
-          <v:shape id="_x0000_i1029" type="#_x0000_t75" style="width:381.8pt;height:84pt" o:ole="">
+          <v:shape id="_x0000_i1029" type="#_x0000_t75" style="width:381.75pt;height:84pt" o:ole="">
             <v:imagedata r:id="rId22" o:title=""/>
           </v:shape>
-          <o:OLEObject Type="Embed" ProgID="Word.OpenDocumentText.12" ShapeID="_x0000_i1029" DrawAspect="Content" ObjectID="_1818408897" r:id="rId23"/>
+          <o:OLEObject Type="Embed" ProgID="Word.OpenDocumentText.12" ShapeID="_x0000_i1029" DrawAspect="Content" ObjectID="_1819619033" r:id="rId23"/>
         </w:object>
       </w:r>
       <w:r>
@@ -6417,10 +6417,10 @@
       <w:bookmarkEnd w:id="4"/>
       <w:r>
         <w:object w:dxaOrig="9026" w:dyaOrig="285">
-          <v:shape id="_x0000_i1030" type="#_x0000_t75" style="width:451.1pt;height:14.2pt" o:ole="">
+          <v:shape id="_x0000_i1030" type="#_x0000_t75" style="width:451.15pt;height:13.9pt" o:ole="">
             <v:imagedata r:id="rId25" o:title=""/>
           </v:shape>
-          <o:OLEObject Type="Embed" ProgID="Word.OpenDocumentText.12" ShapeID="_x0000_i1030" DrawAspect="Content" ObjectID="_1818408898" r:id="rId26"/>
+          <o:OLEObject Type="Embed" ProgID="Word.OpenDocumentText.12" ShapeID="_x0000_i1030" DrawAspect="Content" ObjectID="_1819619034" r:id="rId26"/>
         </w:object>
       </w:r>
       <w:r>
@@ -6654,10 +6654,10 @@
       <w:bookmarkEnd w:id="5"/>
       <w:r>
         <w:object w:dxaOrig="9026" w:dyaOrig="1995">
-          <v:shape id="_x0000_i1031" type="#_x0000_t75" style="width:460.35pt;height:102.55pt" o:ole="">
+          <v:shape id="_x0000_i1031" type="#_x0000_t75" style="width:460.5pt;height:102.75pt" o:ole="">
             <v:imagedata r:id="rId27" o:title=""/>
           </v:shape>
-          <o:OLEObject Type="Embed" ProgID="Word.OpenDocumentText.12" ShapeID="_x0000_i1031" DrawAspect="Content" ObjectID="_1818408899" r:id="rId28"/>
+          <o:OLEObject Type="Embed" ProgID="Word.OpenDocumentText.12" ShapeID="_x0000_i1031" DrawAspect="Content" ObjectID="_1819619035" r:id="rId28"/>
         </w:object>
       </w:r>
     </w:p>
@@ -7585,10 +7585,10 @@
       <w:bookmarkEnd w:id="6"/>
       <w:r>
         <w:object w:dxaOrig="9026" w:dyaOrig="3295">
-          <v:shape id="_x0000_i1032" type="#_x0000_t75" style="width:339.8pt;height:123.8pt" o:ole="">
+          <v:shape id="_x0000_i1032" type="#_x0000_t75" style="width:339.4pt;height:124.15pt" o:ole="">
             <v:imagedata r:id="rId29" o:title=""/>
           </v:shape>
-          <o:OLEObject Type="Embed" ProgID="Word.OpenDocumentText.12" ShapeID="_x0000_i1032" DrawAspect="Content" ObjectID="_1818408900" r:id="rId30"/>
+          <o:OLEObject Type="Embed" ProgID="Word.OpenDocumentText.12" ShapeID="_x0000_i1032" DrawAspect="Content" ObjectID="_1819619036" r:id="rId30"/>
         </w:object>
       </w:r>
       <w:r>
@@ -7816,10 +7816,10 @@
           <w:bCs/>
         </w:rPr>
         <w:object w:dxaOrig="9026" w:dyaOrig="2155">
-          <v:shape id="_x0000_i1033" type="#_x0000_t75" style="width:402.55pt;height:96.55pt" o:ole="">
+          <v:shape id="_x0000_i1033" type="#_x0000_t75" style="width:402.4pt;height:96.75pt" o:ole="">
             <v:imagedata r:id="rId31" o:title=""/>
           </v:shape>
-          <o:OLEObject Type="Embed" ProgID="Word.OpenDocumentText.12" ShapeID="_x0000_i1033" DrawAspect="Content" ObjectID="_1818408901" r:id="rId32"/>
+          <o:OLEObject Type="Embed" ProgID="Word.OpenDocumentText.12" ShapeID="_x0000_i1033" DrawAspect="Content" ObjectID="_1819619037" r:id="rId32"/>
         </w:object>
       </w:r>
       <w:r>
@@ -7855,10 +7855,10 @@
           <w:bCs/>
         </w:rPr>
         <w:object w:dxaOrig="9026" w:dyaOrig="1995">
-          <v:shape id="_x0000_i1034" type="#_x0000_t75" style="width:5in;height:80.2pt" o:ole="">
+          <v:shape id="_x0000_i1034" type="#_x0000_t75" style="width:5in;height:79.9pt" o:ole="">
             <v:imagedata r:id="rId33" o:title=""/>
           </v:shape>
-          <o:OLEObject Type="Embed" ProgID="Word.OpenDocumentText.12" ShapeID="_x0000_i1034" DrawAspect="Content" ObjectID="_1818408902" r:id="rId34"/>
+          <o:OLEObject Type="Embed" ProgID="Word.OpenDocumentText.12" ShapeID="_x0000_i1034" DrawAspect="Content" ObjectID="_1819619038" r:id="rId34"/>
         </w:object>
       </w:r>
       <w:r>
@@ -8551,10 +8551,10 @@
       <w:bookmarkEnd w:id="9"/>
       <w:r>
         <w:object w:dxaOrig="9026" w:dyaOrig="1300">
-          <v:shape id="_x0000_i1035" type="#_x0000_t75" style="width:396pt;height:57.25pt" o:ole="">
+          <v:shape id="_x0000_i1035" type="#_x0000_t75" style="width:395.65pt;height:57.4pt" o:ole="">
             <v:imagedata r:id="rId36" o:title=""/>
           </v:shape>
-          <o:OLEObject Type="Embed" ProgID="Word.OpenDocumentText.12" ShapeID="_x0000_i1035" DrawAspect="Content" ObjectID="_1818408903" r:id="rId37"/>
+          <o:OLEObject Type="Embed" ProgID="Word.OpenDocumentText.12" ShapeID="_x0000_i1035" DrawAspect="Content" ObjectID="_1819619039" r:id="rId37"/>
         </w:object>
       </w:r>
       <w:r>
@@ -8646,10 +8646,10 @@
       <w:bookmarkEnd w:id="10"/>
       <w:r>
         <w:object w:dxaOrig="9026" w:dyaOrig="1425">
-          <v:shape id="_x0000_i1036" type="#_x0000_t75" style="width:371.45pt;height:58.35pt" o:ole="">
+          <v:shape id="_x0000_i1036" type="#_x0000_t75" style="width:371.25pt;height:58.9pt" o:ole="">
             <v:imagedata r:id="rId38" o:title=""/>
           </v:shape>
-          <o:OLEObject Type="Embed" ProgID="Word.OpenDocumentText.12" ShapeID="_x0000_i1036" DrawAspect="Content" ObjectID="_1818408904" r:id="rId39"/>
+          <o:OLEObject Type="Embed" ProgID="Word.OpenDocumentText.12" ShapeID="_x0000_i1036" DrawAspect="Content" ObjectID="_1819619040" r:id="rId39"/>
         </w:object>
       </w:r>
       <w:r>
@@ -8814,10 +8814,10 @@
       <w:bookmarkEnd w:id="11"/>
       <w:r>
         <w:object w:dxaOrig="9026" w:dyaOrig="1870">
-          <v:shape id="_x0000_i1037" type="#_x0000_t75" style="width:382.9pt;height:79.65pt" o:ole="">
+          <v:shape id="_x0000_i1037" type="#_x0000_t75" style="width:382.9pt;height:79.15pt" o:ole="">
             <v:imagedata r:id="rId40" o:title=""/>
           </v:shape>
-          <o:OLEObject Type="Embed" ProgID="Word.OpenDocumentText.12" ShapeID="_x0000_i1037" DrawAspect="Content" ObjectID="_1818408905" r:id="rId41"/>
+          <o:OLEObject Type="Embed" ProgID="Word.OpenDocumentText.12" ShapeID="_x0000_i1037" DrawAspect="Content" ObjectID="_1819619041" r:id="rId41"/>
         </w:object>
       </w:r>
       <w:r>
@@ -9137,10 +9137,10 @@
       <w:bookmarkEnd w:id="12"/>
       <w:r>
         <w:object w:dxaOrig="9026" w:dyaOrig="1425">
-          <v:shape id="_x0000_i1038" type="#_x0000_t75" style="width:342.55pt;height:54pt" o:ole="">
+          <v:shape id="_x0000_i1038" type="#_x0000_t75" style="width:342.4pt;height:54pt" o:ole="">
             <v:imagedata r:id="rId42" o:title=""/>
           </v:shape>
-          <o:OLEObject Type="Embed" ProgID="Word.OpenDocumentText.12" ShapeID="_x0000_i1038" DrawAspect="Content" ObjectID="_1818408906" r:id="rId43"/>
+          <o:OLEObject Type="Embed" ProgID="Word.OpenDocumentText.12" ShapeID="_x0000_i1038" DrawAspect="Content" ObjectID="_1819619042" r:id="rId43"/>
         </w:object>
       </w:r>
       <w:r>
@@ -9195,10 +9195,10 @@
       <w:bookmarkEnd w:id="13"/>
       <w:r>
         <w:object w:dxaOrig="9026" w:dyaOrig="3135">
-          <v:shape id="_x0000_i1039" type="#_x0000_t75" style="width:316.35pt;height:109.65pt" o:ole="">
+          <v:shape id="_x0000_i1039" type="#_x0000_t75" style="width:316.5pt;height:109.5pt" o:ole="">
             <v:imagedata r:id="rId44" o:title=""/>
           </v:shape>
-          <o:OLEObject Type="Embed" ProgID="Word.OpenDocumentText.12" ShapeID="_x0000_i1039" DrawAspect="Content" ObjectID="_1818408907" r:id="rId45"/>
+          <o:OLEObject Type="Embed" ProgID="Word.OpenDocumentText.12" ShapeID="_x0000_i1039" DrawAspect="Content" ObjectID="_1819619043" r:id="rId45"/>
         </w:object>
       </w:r>
       <w:r>
@@ -9325,10 +9325,10 @@
       <w:bookmarkEnd w:id="14"/>
       <w:r>
         <w:object w:dxaOrig="9026" w:dyaOrig="1585">
-          <v:shape id="_x0000_i1040" type="#_x0000_t75" style="width:320.2pt;height:56.2pt" o:ole="">
+          <v:shape id="_x0000_i1040" type="#_x0000_t75" style="width:320.25pt;height:55.9pt" o:ole="">
             <v:imagedata r:id="rId46" o:title=""/>
           </v:shape>
-          <o:OLEObject Type="Embed" ProgID="Word.OpenDocumentText.12" ShapeID="_x0000_i1040" DrawAspect="Content" ObjectID="_1818408908" r:id="rId47"/>
+          <o:OLEObject Type="Embed" ProgID="Word.OpenDocumentText.12" ShapeID="_x0000_i1040" DrawAspect="Content" ObjectID="_1819619044" r:id="rId47"/>
         </w:object>
       </w:r>
       <w:r>
@@ -9433,10 +9433,10 @@
       <w:bookmarkEnd w:id="15"/>
       <w:r>
         <w:object w:dxaOrig="9026" w:dyaOrig="855">
-          <v:shape id="_x0000_i1041" type="#_x0000_t75" style="width:355.65pt;height:33.8pt" o:ole="">
+          <v:shape id="_x0000_i1041" type="#_x0000_t75" style="width:355.5pt;height:34.15pt" o:ole="">
             <v:imagedata r:id="rId48" o:title=""/>
           </v:shape>
-          <o:OLEObject Type="Embed" ProgID="Word.OpenDocumentText.12" ShapeID="_x0000_i1041" DrawAspect="Content" ObjectID="_1818408909" r:id="rId49"/>
+          <o:OLEObject Type="Embed" ProgID="Word.OpenDocumentText.12" ShapeID="_x0000_i1041" DrawAspect="Content" ObjectID="_1819619045" r:id="rId49"/>
         </w:object>
       </w:r>
       <w:r>
@@ -10806,6 +10806,10 @@
                 <w:tab w:val="num" w:pos="1440"/>
               </w:tabs>
               <w:ind w:right="-166"/>
+              <w:rPr>
+                <w:b/>
+                <w:bCs/>
+              </w:rPr>
             </w:pPr>
             <w:r>
               <w:t>-If built-in ones don’t fit, we can create our own:</w:t>
@@ -10819,6 +10823,11 @@
             </w:r>
             <w:r>
               <w:br/>
+            </w:r>
+            <w:r>
+              <w:rPr>
+                <w:color w:val="FF0000"/>
+              </w:rPr>
               <w:t xml:space="preserve">NOTE: </w:t>
             </w:r>
             <w:r>
@@ -10826,42 +10835,101 @@
             </w:r>
             <w:r>
               <w:rPr>
+                <w:b/>
+                <w:bCs/>
+              </w:rPr>
+              <w:t>Declare: in order to use it inside that Module.</w:t>
+            </w:r>
+          </w:p>
+          <w:p>
+            <w:pPr>
+              <w:tabs>
+                <w:tab w:val="left" w:pos="888"/>
+                <w:tab w:val="num" w:pos="1440"/>
+              </w:tabs>
+              <w:ind w:right="-166"/>
+            </w:pPr>
+            <w:r>
+              <w:rPr>
+                <w:bCs/>
+              </w:rPr>
+              <w:t>You must add your custom directive to the declarations</w:t>
+            </w:r>
+            <w:r>
+              <w:rPr>
+                <w:bCs/>
+              </w:rPr>
+              <w:t xml:space="preserve"> array of an NgModule </w:t>
+            </w:r>
+            <w:r>
+              <w:rPr>
+                <w:bCs/>
+              </w:rPr>
+              <w:br/>
+            </w:r>
+            <w:r>
+              <w:rPr>
                 <w:rStyle w:val="Strong"/>
               </w:rPr>
-              <w:t>Declaration only</w:t>
-            </w:r>
-            <w:r>
-              <w:t xml:space="preserve"> → usable </w:t>
-            </w:r>
-            <w:r>
-              <w:rPr>
-                <w:rStyle w:val="Strong"/>
-              </w:rPr>
-              <w:t>inside the same module</w:t>
-            </w:r>
-            <w:r>
+              <w:t>Declaration + Export</w:t>
+            </w:r>
+            <w:r>
+              <w:t xml:space="preserve"> → </w:t>
+            </w:r>
+            <w:r>
+              <w:rPr>
+                <w:b/>
+                <w:bCs/>
+              </w:rPr>
+              <w:t xml:space="preserve">in order to use it </w:t>
+            </w:r>
+            <w:r>
+              <w:rPr>
+                <w:b/>
+                <w:bCs/>
+              </w:rPr>
+              <w:t>in other</w:t>
+            </w:r>
+            <w:r>
+              <w:rPr>
+                <w:b/>
+                <w:bCs/>
+              </w:rPr>
+              <w:t xml:space="preserve"> Module</w:t>
+            </w:r>
+            <w:r>
+              <w:rPr>
+                <w:b/>
+                <w:bCs/>
+              </w:rPr>
+              <w:t>s</w:t>
+            </w:r>
+            <w:r>
+              <w:rPr>
+                <w:b/>
+                <w:bCs/>
+              </w:rPr>
               <w:t>.</w:t>
             </w:r>
             <w:r>
-              <w:br/>
-            </w:r>
-            <w:r>
-              <w:rPr>
-                <w:rStyle w:val="Strong"/>
-              </w:rPr>
-              <w:t>Declaration + Export</w:t>
-            </w:r>
-            <w:r>
-              <w:t xml:space="preserve"> → usable in other modules, but only if those modules </w:t>
-            </w:r>
-            <w:r>
-              <w:rPr>
-                <w:rStyle w:val="Strong"/>
-              </w:rPr>
-              <w:t>import</w:t>
-            </w:r>
-            <w:r>
-              <w:t xml:space="preserve"> this module.</w:t>
+              <w:rPr>
+                <w:b/>
+                <w:bCs/>
+              </w:rPr>
+              <w:t xml:space="preserve"> </w:t>
+            </w:r>
+            <w:r>
+              <w:t xml:space="preserve">you must also add it to the </w:t>
+            </w:r>
+            <w:r>
+              <w:rPr>
+                <w:rStyle w:val="HTMLCode"/>
+                <w:rFonts w:eastAsiaTheme="minorHAnsi"/>
+              </w:rPr>
+              <w:t>exports</w:t>
+            </w:r>
+            <w:r>
+              <w:t xml:space="preserve"> array of its module.</w:t>
             </w:r>
           </w:p>
         </w:tc>
@@ -10881,10 +10949,10 @@
             </w:pPr>
             <w:r>
               <w:object w:dxaOrig="9026" w:dyaOrig="2725">
-                <v:shape id="_x0000_i1042" type="#_x0000_t75" style="width:378pt;height:114pt" o:ole="">
+                <v:shape id="_x0000_i1042" type="#_x0000_t75" style="width:378.4pt;height:114pt" o:ole="">
                   <v:imagedata r:id="rId50" o:title=""/>
                 </v:shape>
-                <o:OLEObject Type="Embed" ProgID="Word.OpenDocumentText.12" ShapeID="_x0000_i1042" DrawAspect="Content" ObjectID="_1818408910" r:id="rId51"/>
+                <o:OLEObject Type="Embed" ProgID="Word.OpenDocumentText.12" ShapeID="_x0000_i1042" DrawAspect="Content" ObjectID="_1819619046" r:id="rId51"/>
               </w:object>
             </w:r>
           </w:p>
@@ -10941,6 +11009,7 @@
           <w:szCs w:val="24"/>
         </w:rPr>
       </w:pPr>
+      <w:bookmarkStart w:id="17" w:name="_GoBack"/>
       <w:r>
         <w:rPr>
           <w:rStyle w:val="Strong"/>
@@ -10978,6 +11047,7 @@
         <w:t>(btwn related and inrelated components)</w:t>
       </w:r>
     </w:p>
+    <w:bookmarkEnd w:id="17"/>
     <w:p>
       <w:pPr>
         <w:tabs>
@@ -11013,10 +11083,7 @@
         <w:t>unrelated components</w:t>
       </w:r>
       <w:r>
-        <w:t xml:space="preserve"> (components that don't have a direct parent-child link</w:t>
-      </w:r>
-      <w:r>
-        <w:t>.</w:t>
+        <w:t xml:space="preserve"> (components that don't have a direct parent-child link.</w:t>
       </w:r>
     </w:p>
     <w:p>
@@ -11144,10 +11211,7 @@
       </w:r>
       <w:r>
         <w:br/>
-        <w:t xml:space="preserve">  - </w:t>
-      </w:r>
-      <w:r>
-        <w:t xml:space="preserve">This is the most common way to pass data </w:t>
+        <w:t xml:space="preserve">  - This is the most common way to pass data </w:t>
       </w:r>
       <w:r>
         <w:rPr>
@@ -11161,10 +11225,7 @@
       </w:r>
       <w:r>
         <w:br/>
-        <w:t xml:space="preserve">     </w:t>
-      </w:r>
-      <w:r>
-        <w:t>to the child.</w:t>
+        <w:t xml:space="preserve">     to the child.</w:t>
       </w:r>
       <w:r>
         <w:t xml:space="preserve">  </w:t>
@@ -11227,74 +11288,64 @@
           <w:b/>
         </w:rPr>
         <w:br/>
-        <w:t xml:space="preserve">  - cheat code to remember: </w:t>
-      </w:r>
-      <w:r>
-        <w:rPr>
-          <w:b/>
-        </w:rPr>
-        <w:br/>
-      </w:r>
-      <w:r>
-        <w:t xml:space="preserve">      -&gt; </w:t>
-      </w:r>
-      <w:r>
-        <w:t>Chil</w:t>
-      </w:r>
-      <w:r>
-        <w:t>d: @Input() propertyName: type;</w:t>
-      </w:r>
-      <w:r>
-        <w:br/>
-        <w:t xml:space="preserve">     </w:t>
-      </w:r>
-      <w:r>
+        <w:t xml:space="preserve">  </w:t>
+      </w:r>
+      <w:r>
+        <w:br/>
+        <w:t xml:space="preserve">   - </w:t>
+      </w:r>
+      <w:r>
+        <w:rPr>
+          <w:b/>
+        </w:rPr>
+        <w:t>A</w:t>
+      </w:r>
+      <w:r>
+        <w:rPr>
+          <w:b/>
+          <w:bCs/>
+        </w:rPr>
+        <w:t>dvantages:</w:t>
+      </w:r>
+      <w:r>
+        <w:t xml:space="preserve"> Simple, direct, and easy to understand for passing data down.</w:t>
+      </w:r>
+      <w:r>
+        <w:br/>
+        <w:t xml:space="preserve">   - </w:t>
+      </w:r>
+      <w:r>
+        <w:rPr>
+          <w:b/>
+        </w:rPr>
+        <w:t>Problem</w:t>
+      </w:r>
+      <w:r>
+        <w:rPr>
+          <w:b/>
+        </w:rPr>
+        <w:t>:</w:t>
+      </w:r>
+      <w:r>
+        <w:rPr>
+          <w:b/>
+        </w:rPr>
         <w:t xml:space="preserve"> </w:t>
       </w:r>
       <w:r>
-        <w:t xml:space="preserve">-&gt; </w:t>
-      </w:r>
-      <w:r>
-        <w:t>Parent: &lt;child-comp [propertyName]="parentVar"&gt;&lt;/child-comp&gt;</w:t>
-      </w:r>
-      <w:r>
-        <w:br/>
-        <w:t xml:space="preserve">   - </w:t>
-      </w:r>
-      <w:r>
-        <w:rPr>
-          <w:b/>
-        </w:rPr>
-        <w:t>A</w:t>
-      </w:r>
-      <w:r>
-        <w:rPr>
-          <w:b/>
-          <w:bCs/>
-        </w:rPr>
-        <w:t>dvantages:</w:t>
-      </w:r>
-      <w:r>
-        <w:t xml:space="preserve"> Simple, direct, and easy to understand for passing data dow</w:t>
-      </w:r>
-      <w:r>
-        <w:t>n.</w:t>
-      </w:r>
-      <w:r>
-        <w:br/>
-        <w:t xml:space="preserve">   - </w:t>
-      </w:r>
-      <w:r>
-        <w:rPr>
-          <w:b/>
-        </w:rPr>
-        <w:t>Problem</w:t>
-      </w:r>
-      <w:r>
-        <w:rPr>
-          <w:b/>
-        </w:rPr>
-        <w:t xml:space="preserve">: </w:t>
+        <w:t>tightly –coupled,</w:t>
+      </w:r>
+      <w:r>
+        <w:rPr>
+          <w:b/>
+        </w:rPr>
+        <w:t xml:space="preserve"> </w:t>
+      </w:r>
+      <w:r>
+        <w:rPr>
+          <w:b/>
+        </w:rPr>
+        <w:t xml:space="preserve"> </w:t>
       </w:r>
       <w:r>
         <w:t>If the child component modifies a property of an object passed via @Input (</w:t>
@@ -11303,26 +11354,32 @@
         <w:rPr>
           <w:b/>
         </w:rPr>
-        <w:t xml:space="preserve">e.g., this.product.name = </w:t>
-      </w:r>
-      <w:r>
-        <w:rPr>
-          <w:b/>
-        </w:rPr>
-        <w:br/>
+        <w:t xml:space="preserve">e.g., </w:t>
+      </w:r>
+      <w:r>
+        <w:rPr>
+          <w:b/>
+        </w:rPr>
+        <w:br/>
+        <w:t xml:space="preserve">   </w:t>
+      </w:r>
+      <w:r>
+        <w:rPr>
+          <w:b/>
+        </w:rPr>
+        <w:t xml:space="preserve"> </w:t>
+      </w:r>
+      <w:r>
+        <w:rPr>
+          <w:b/>
+        </w:rPr>
         <w:t xml:space="preserve">  </w:t>
       </w:r>
       <w:r>
         <w:rPr>
           <w:b/>
         </w:rPr>
-        <w:t xml:space="preserve">   </w:t>
-      </w:r>
-      <w:r>
-        <w:rPr>
-          <w:b/>
-        </w:rPr>
-        <w:t>'New Name')</w:t>
+        <w:t>this.product.name = 'New Name')</w:t>
       </w:r>
       <w:r>
         <w:t>, it directly mutates the parent's state</w:t>
@@ -11365,17 +11422,17 @@
         </w:rPr>
         <w:t xml:space="preserve"> </w:t>
       </w:r>
-      <w:bookmarkStart w:id="17" w:name="_MON_1818405197"/>
-      <w:bookmarkEnd w:id="17"/>
+      <w:bookmarkStart w:id="18" w:name="_MON_1818405197"/>
+      <w:bookmarkEnd w:id="18"/>
       <w:r>
         <w:rPr>
           <w:b/>
         </w:rPr>
         <w:object w:dxaOrig="9026" w:dyaOrig="3580">
-          <v:shape id="_x0000_i1043" type="#_x0000_t75" style="width:373.1pt;height:148.35pt" o:ole="">
+          <v:shape id="_x0000_i1043" type="#_x0000_t75" style="width:373.15pt;height:148.15pt" o:ole="">
             <v:imagedata r:id="rId52" o:title=""/>
           </v:shape>
-          <o:OLEObject Type="Embed" ProgID="Word.OpenDocumentText.12" ShapeID="_x0000_i1043" DrawAspect="Content" ObjectID="_1818408911" r:id="rId53"/>
+          <o:OLEObject Type="Embed" ProgID="Word.OpenDocumentText.12" ShapeID="_x0000_i1043" DrawAspect="Content" ObjectID="_1819619047" r:id="rId53"/>
         </w:object>
       </w:r>
       <w:r>
@@ -11453,8 +11510,8 @@
         </w:rPr>
         <w:t xml:space="preserve">           </w:t>
       </w:r>
-      <w:bookmarkStart w:id="18" w:name="_MON_1818407433"/>
-      <w:bookmarkEnd w:id="18"/>
+      <w:bookmarkStart w:id="19" w:name="_MON_1818407433"/>
+      <w:bookmarkEnd w:id="19"/>
       <w:r>
         <w:rPr>
           <w:b/>
@@ -11463,10 +11520,10 @@
           <w:u w:val="single"/>
         </w:rPr>
         <w:object w:dxaOrig="9026" w:dyaOrig="3705">
-          <v:shape id="_x0000_i1044" type="#_x0000_t75" style="width:364.9pt;height:150pt" o:ole="">
+          <v:shape id="_x0000_i1044" type="#_x0000_t75" style="width:365.65pt;height:150pt" o:ole="">
             <v:imagedata r:id="rId54" o:title=""/>
           </v:shape>
-          <o:OLEObject Type="Embed" ProgID="Word.OpenDocumentText.12" ShapeID="_x0000_i1044" DrawAspect="Content" ObjectID="_1818408912" r:id="rId55"/>
+          <o:OLEObject Type="Embed" ProgID="Word.OpenDocumentText.12" ShapeID="_x0000_i1044" DrawAspect="Content" ObjectID="_1819619048" r:id="rId55"/>
         </w:object>
       </w:r>
       <w:r>
@@ -11497,19 +11554,7 @@
         <w:rPr>
           <w:b/>
         </w:rPr>
-        <w:t xml:space="preserve">Case </w:t>
-      </w:r>
-      <w:r>
-        <w:rPr>
-          <w:b/>
-        </w:rPr>
-        <w:t>2</w:t>
-      </w:r>
-      <w:r>
-        <w:rPr>
-          <w:b/>
-        </w:rPr>
-        <w:t xml:space="preserve">: </w:t>
+        <w:t xml:space="preserve">Case 2: </w:t>
       </w:r>
       <w:r>
         <w:t xml:space="preserve">Parent </w:t>
@@ -11521,10 +11566,7 @@
         <w:t>should also update</w:t>
       </w:r>
       <w:r>
-        <w:t xml:space="preserve"> (data sync needed</w:t>
-      </w:r>
-      <w:r>
-        <w:t>.</w:t>
+        <w:t xml:space="preserve"> (data sync needed.</w:t>
       </w:r>
       <w:r>
         <w:br/>
@@ -11540,7 +11582,19 @@
         <w:rPr>
           <w:rStyle w:val="Strong"/>
         </w:rPr>
-        <w:t>EventEmitter (</w:t>
+        <w:t xml:space="preserve">EventEmitter </w:t>
+      </w:r>
+      <w:r>
+        <w:rPr>
+          <w:rStyle w:val="Strong"/>
+        </w:rPr>
+        <w:t xml:space="preserve">+ </w:t>
+      </w:r>
+      <w:r>
+        <w:rPr>
+          <w:rStyle w:val="Strong"/>
+        </w:rPr>
+        <w:t>(</w:t>
       </w:r>
       <w:r>
         <w:rPr>
@@ -11768,10 +11822,7 @@
         <w:t>silently</w:t>
       </w:r>
       <w:r>
-        <w:t xml:space="preserve"> and </w:t>
-      </w:r>
-      <w:r>
-        <w:t xml:space="preserve">Parent has no </w:t>
+        <w:t xml:space="preserve"> and Parent has no </w:t>
       </w:r>
       <w:r>
         <w:t xml:space="preserve">    </w:t>
@@ -11794,20 +11845,103 @@
       </w:r>
       <w:r>
         <w:br/>
+      </w:r>
+      <w:r>
+        <w:rPr>
+          <w:b/>
+          <w:bCs/>
+          <w:color w:val="2E74B5" w:themeColor="accent1" w:themeShade="BF"/>
+        </w:rPr>
+        <w:t>2</w:t>
+      </w:r>
+      <w:r>
+        <w:rPr>
+          <w:b/>
+          <w:bCs/>
+          <w:color w:val="2E74B5" w:themeColor="accent1" w:themeShade="BF"/>
+        </w:rPr>
+        <w:t xml:space="preserve">. </w:t>
+      </w:r>
+      <w:r>
+        <w:rPr>
+          <w:bCs/>
+          <w:color w:val="2E74B5" w:themeColor="accent1" w:themeShade="BF"/>
+        </w:rPr>
+        <w:t>Child</w:t>
+      </w:r>
+      <w:r>
+        <w:rPr>
+          <w:bCs/>
+          <w:color w:val="2E74B5" w:themeColor="accent1" w:themeShade="BF"/>
+        </w:rPr>
+        <w:t xml:space="preserve"> to Parent </w:t>
+      </w:r>
+      <w:r>
+        <w:rPr>
+          <w:bCs/>
+          <w:color w:val="2E74B5" w:themeColor="accent1" w:themeShade="BF"/>
+        </w:rPr>
+        <w:t xml:space="preserve">: </w:t>
+      </w:r>
+      <w:r>
+        <w:rPr>
+          <w:b/>
+          <w:bCs/>
+          <w:color w:val="2E74B5" w:themeColor="accent1" w:themeShade="BF"/>
+        </w:rPr>
+        <w:t>@Input()</w:t>
+      </w:r>
+      <w:r>
+        <w:rPr>
+          <w:b/>
+          <w:bCs/>
+          <w:color w:val="2E74B5" w:themeColor="accent1" w:themeShade="BF"/>
+        </w:rPr>
+        <w:t xml:space="preserve"> + EventEmitter </w:t>
+      </w:r>
+      <w:r>
+        <w:t>:</w:t>
+      </w:r>
+      <w:r>
+        <w:br/>
         <w:t xml:space="preserve">           </w:t>
       </w:r>
-      <w:bookmarkStart w:id="19" w:name="_GoBack"/>
       <w:bookmarkStart w:id="20" w:name="_MON_1818408777"/>
       <w:bookmarkEnd w:id="20"/>
       <w:r>
         <w:object w:dxaOrig="9026" w:dyaOrig="3705">
-          <v:shape id="_x0000_i1045" type="#_x0000_t75" style="width:433.65pt;height:178.35pt" o:ole="">
+          <v:shape id="_x0000_i1045" type="#_x0000_t75" style="width:433.9pt;height:178.15pt" o:ole="">
             <v:imagedata r:id="rId56" o:title=""/>
           </v:shape>
-          <o:OLEObject Type="Embed" ProgID="Word.OpenDocumentText.12" ShapeID="_x0000_i1045" DrawAspect="Content" ObjectID="_1818408913" r:id="rId57"/>
+          <o:OLEObject Type="Embed" ProgID="Word.OpenDocumentText.12" ShapeID="_x0000_i1045" DrawAspect="Content" ObjectID="_1819619049" r:id="rId57"/>
         </w:object>
       </w:r>
-      <w:bookmarkEnd w:id="19"/>
+      <w:r>
+        <w:br/>
+      </w:r>
+      <w:r>
+        <w:rPr>
+          <w:b/>
+          <w:bCs/>
+        </w:rPr>
+        <w:t>Advantages:</w:t>
+      </w:r>
+      <w:r>
+        <w:t xml:space="preserve"> Decouples the child from the parent's implementation. The child only needs to announce that something happened.</w:t>
+      </w:r>
+      <w:r>
+        <w:br/>
+      </w:r>
+      <w:r>
+        <w:rPr>
+          <w:b/>
+          <w:bCs/>
+        </w:rPr>
+        <w:t>Disadvantages/Pitfalls:</w:t>
+      </w:r>
+      <w:r>
+        <w:t xml:space="preserve"> Can become Heavy, if you need to pass an event up through many nested component layers (prop drilling). In such cases, a service is a better choice.</w:t>
+      </w:r>
     </w:p>
     <w:p>
       <w:pPr>
@@ -11818,11 +11952,17 @@
         <w:ind w:left="-284" w:right="-166"/>
         <w:rPr>
           <w:b/>
+        </w:rPr>
+      </w:pPr>
+      <w:r>
+        <w:rPr>
+          <w:b/>
           <w:bCs/>
           <w:color w:val="2E74B5" w:themeColor="accent1" w:themeShade="BF"/>
           <w:u w:val="single"/>
         </w:rPr>
-      </w:pPr>
+        <w:t xml:space="preserve">     </w:t>
+      </w:r>
       <w:r>
         <w:rPr>
           <w:b/>
@@ -11830,7 +11970,7 @@
           <w:color w:val="2E74B5" w:themeColor="accent1" w:themeShade="BF"/>
           <w:u w:val="single"/>
         </w:rPr>
-        <w:t xml:space="preserve">        </w:t>
+        <w:br/>
       </w:r>
     </w:p>
     <w:p>
@@ -11839,8 +11979,2106 @@
           <w:tab w:val="left" w:pos="888"/>
           <w:tab w:val="num" w:pos="1440"/>
         </w:tabs>
-        <w:ind w:right="-166"/>
+        <w:ind w:left="-284" w:right="-166"/>
       </w:pPr>
+      <w:r>
+        <w:rPr>
+          <w:b/>
+        </w:rPr>
+        <w:lastRenderedPageBreak/>
+        <w:t xml:space="preserve">-&gt; </w:t>
+      </w:r>
+      <w:r>
+        <w:rPr>
+          <w:b/>
+          <w:color w:val="FF0000"/>
+        </w:rPr>
+        <w:t>cheat code to remember</w:t>
+      </w:r>
+      <w:r>
+        <w:rPr>
+          <w:b/>
+          <w:color w:val="FF0000"/>
+        </w:rPr>
+        <w:t xml:space="preserve"> </w:t>
+      </w:r>
+      <w:r>
+        <w:rPr>
+          <w:b/>
+        </w:rPr>
+        <w:t>@input and @Outp</w:t>
+      </w:r>
+      <w:r>
+        <w:rPr>
+          <w:b/>
+        </w:rPr>
+        <w:t xml:space="preserve">ut: </w:t>
+      </w:r>
+      <w:r>
+        <w:rPr>
+          <w:b/>
+          <w:color w:val="FF0000"/>
+        </w:rPr>
+        <w:br/>
+      </w:r>
+      <w:r>
+        <w:t xml:space="preserve">      -&gt; </w:t>
+      </w:r>
+      <w:r>
+        <w:rPr>
+          <w:b/>
+        </w:rPr>
+        <w:t>Child</w:t>
+      </w:r>
+      <w:r>
+        <w:t>: @Input() propertyName: type;</w:t>
+      </w:r>
+      <w:r>
+        <w:br/>
+        <w:t xml:space="preserve">     </w:t>
+      </w:r>
+      <w:r>
+        <w:t xml:space="preserve"> </w:t>
+      </w:r>
+      <w:r>
+        <w:t xml:space="preserve">-&gt; </w:t>
+      </w:r>
+      <w:r>
+        <w:rPr>
+          <w:b/>
+        </w:rPr>
+        <w:t>Parent</w:t>
+      </w:r>
+      <w:r>
+        <w:t>: &lt;</w:t>
+      </w:r>
+      <w:r>
+        <w:t xml:space="preserve">app-child </w:t>
+      </w:r>
+      <w:r>
+        <w:t>[propertyName]="parentVar"&gt;&lt;/</w:t>
+      </w:r>
+      <w:r>
+        <w:t xml:space="preserve">app-child </w:t>
+      </w:r>
+      <w:r>
+        <w:t>&gt;</w:t>
+      </w:r>
+      <w:r>
+        <w:rPr>
+          <w:b/>
+          <w:bCs/>
+          <w:color w:val="2E74B5" w:themeColor="accent1" w:themeShade="BF"/>
+          <w:u w:val="single"/>
+        </w:rPr>
+        <w:t xml:space="preserve">   </w:t>
+      </w:r>
+      <w:r>
+        <w:t xml:space="preserve">-&gt; </w:t>
+      </w:r>
+      <w:r>
+        <w:rPr>
+          <w:b/>
+        </w:rPr>
+        <w:t>Child</w:t>
+      </w:r>
+      <w:r>
+        <w:t xml:space="preserve">: </w:t>
+      </w:r>
+      <w:r>
+        <w:t xml:space="preserve">@Output() someEvent = new </w:t>
+      </w:r>
+      <w:r>
+        <w:br/>
+        <w:t xml:space="preserve">          </w:t>
+      </w:r>
+      <w:r>
+        <w:t>EventEmitter&lt;Type&gt;();</w:t>
+      </w:r>
+      <w:r>
+        <w:t xml:space="preserve"> &amp; </w:t>
+      </w:r>
+      <w:r>
+        <w:t>this.someEvent.emit(data);</w:t>
+      </w:r>
+      <w:r>
+        <w:br/>
+      </w:r>
+      <w:r>
+        <w:t xml:space="preserve">     </w:t>
+      </w:r>
+      <w:r>
+        <w:t xml:space="preserve"> </w:t>
+      </w:r>
+      <w:r>
+        <w:t xml:space="preserve">-&gt; </w:t>
+      </w:r>
+      <w:r>
+        <w:rPr>
+          <w:b/>
+        </w:rPr>
+        <w:t>Parent</w:t>
+      </w:r>
+      <w:r>
+        <w:t xml:space="preserve">: </w:t>
+      </w:r>
+      <w:r>
+        <w:t>&lt;app-child (someEvent)="parentHandler($event)"&gt;&lt;/app-child&gt;</w:t>
+      </w:r>
+      <w:r>
+        <w:rPr>
+          <w:b/>
+          <w:bCs/>
+          <w:color w:val="2E74B5" w:themeColor="accent1" w:themeShade="BF"/>
+          <w:u w:val="single"/>
+        </w:rPr>
+        <w:t xml:space="preserve"> </w:t>
+      </w:r>
+      <w:r>
+        <w:rPr>
+          <w:b/>
+          <w:bCs/>
+          <w:color w:val="2E74B5" w:themeColor="accent1" w:themeShade="BF"/>
+          <w:u w:val="single"/>
+        </w:rPr>
+        <w:br/>
+        <w:t xml:space="preserve">              </w:t>
+      </w:r>
+      <w:r>
+        <w:rPr>
+          <w:b/>
+          <w:bCs/>
+          <w:color w:val="2E74B5" w:themeColor="accent1" w:themeShade="BF"/>
+          <w:u w:val="single"/>
+        </w:rPr>
+        <w:br/>
+      </w:r>
+      <w:r>
+        <w:rPr>
+          <w:b/>
+          <w:bCs/>
+          <w:color w:val="2E74B5" w:themeColor="accent1" w:themeShade="BF"/>
+        </w:rPr>
+        <w:t xml:space="preserve">3. </w:t>
+      </w:r>
+      <w:r>
+        <w:rPr>
+          <w:b/>
+          <w:bCs/>
+          <w:color w:val="2E74B5" w:themeColor="accent1" w:themeShade="BF"/>
+        </w:rPr>
+        <w:t>@ViewChild()</w:t>
+      </w:r>
+      <w:r>
+        <w:rPr>
+          <w:b/>
+        </w:rPr>
+        <w:t>:</w:t>
+      </w:r>
+      <w:r>
+        <w:rPr>
+          <w:b/>
+        </w:rPr>
+        <w:t xml:space="preserve"> (</w:t>
+      </w:r>
+      <w:r>
+        <w:rPr>
+          <w:b/>
+        </w:rPr>
+        <w:t xml:space="preserve">child to parent and </w:t>
+      </w:r>
+      <w:r>
+        <w:rPr>
+          <w:b/>
+        </w:rPr>
+        <w:t>code only in parent)</w:t>
+      </w:r>
+      <w:r>
+        <w:br/>
+        <w:t xml:space="preserve"> </w:t>
+      </w:r>
+      <w:r>
+        <w:t xml:space="preserve"> </w:t>
+      </w:r>
+      <w:r>
+        <w:t xml:space="preserve"> - </w:t>
+      </w:r>
+      <w:r>
+        <w:t xml:space="preserve">It’s a way for a </w:t>
+      </w:r>
+      <w:r>
+        <w:rPr>
+          <w:rStyle w:val="Strong"/>
+        </w:rPr>
+        <w:t>parent component</w:t>
+      </w:r>
+      <w:r>
+        <w:t xml:space="preserve"> to get a </w:t>
+      </w:r>
+      <w:r>
+        <w:rPr>
+          <w:rStyle w:val="Strong"/>
+        </w:rPr>
+        <w:t>direct reference</w:t>
+      </w:r>
+      <w:r>
+        <w:t xml:space="preserve"> to a child component to call the child’s public </w:t>
+      </w:r>
+      <w:r>
+        <w:t>methods</w:t>
+      </w:r>
+      <w:r>
+        <w:t xml:space="preserve"> </w:t>
+      </w:r>
+      <w:r>
+        <w:br/>
+        <w:t xml:space="preserve">     or access it’s public properties directly.</w:t>
+      </w:r>
+      <w:r>
+        <w:br/>
+      </w:r>
+      <w:r>
+        <w:t xml:space="preserve">                                                   </w:t>
+      </w:r>
+      <w:bookmarkStart w:id="21" w:name="_MON_1818497117"/>
+      <w:bookmarkEnd w:id="21"/>
+      <w:r>
+        <w:object w:dxaOrig="9026" w:dyaOrig="7730">
+          <v:shape id="_x0000_i1046" type="#_x0000_t75" style="width:332.65pt;height:284.65pt" o:ole="">
+            <v:imagedata r:id="rId58" o:title=""/>
+          </v:shape>
+          <o:OLEObject Type="Embed" ProgID="Word.OpenDocumentText.12" ShapeID="_x0000_i1046" DrawAspect="Content" ObjectID="_1819619050" r:id="rId59"/>
+        </w:object>
+      </w:r>
+      <w:r>
+        <w:rPr>
+          <w:b/>
+        </w:rPr>
+        <w:t xml:space="preserve">  </w:t>
+      </w:r>
+      <w:r>
+        <w:rPr>
+          <w:b/>
+        </w:rPr>
+        <w:br/>
+        <w:t xml:space="preserve">   - </w:t>
+      </w:r>
+      <w:r>
+        <w:t xml:space="preserve">The parent uses </w:t>
+      </w:r>
+      <w:r>
+        <w:rPr>
+          <w:b/>
+        </w:rPr>
+        <w:t>@ViewChild(sdpsModal)</w:t>
+      </w:r>
+      <w:r>
+        <w:t xml:space="preserve"> to grab a reference to the &lt;app-</w:t>
+      </w:r>
+      <w:r>
+        <w:t>modal</w:t>
+      </w:r>
+      <w:r>
+        <w:t>&gt; child.</w:t>
+      </w:r>
+      <w:r>
+        <w:t xml:space="preserve">  </w:t>
+      </w:r>
+      <w:r>
+        <w:br/>
+        <w:t xml:space="preserve">  </w:t>
+      </w:r>
+      <w:r>
+        <w:t xml:space="preserve"> - </w:t>
+      </w:r>
+      <w:r>
+        <w:t>The #</w:t>
+      </w:r>
+      <w:r>
+        <w:rPr>
+          <w:b/>
+        </w:rPr>
+        <w:t>sdpsModal</w:t>
+      </w:r>
+      <w:r>
+        <w:t xml:space="preserve"> in the template is a </w:t>
+      </w:r>
+      <w:r>
+        <w:rPr>
+          <w:rStyle w:val="Strong"/>
+        </w:rPr>
+        <w:t>template reference variable</w:t>
+      </w:r>
+      <w:r>
+        <w:t xml:space="preserve"> that connects to the child component.</w:t>
+      </w:r>
+      <w:r>
+        <w:br/>
+        <w:t xml:space="preserve">   - After Angular finishes rendering, </w:t>
+      </w:r>
+      <w:r>
+        <w:rPr>
+          <w:rStyle w:val="HTMLCode"/>
+          <w:rFonts w:eastAsiaTheme="minorHAnsi"/>
+          <w:b/>
+        </w:rPr>
+        <w:t>‘modal’</w:t>
+      </w:r>
+      <w:r>
+        <w:t xml:space="preserve"> points to the </w:t>
+      </w:r>
+      <w:r>
+        <w:rPr>
+          <w:rStyle w:val="Strong"/>
+        </w:rPr>
+        <w:t>child component instance</w:t>
+      </w:r>
+      <w:r>
+        <w:t>.</w:t>
+      </w:r>
+      <w:r>
+        <w:br/>
+        <w:t xml:space="preserve">   - </w:t>
+      </w:r>
+      <w:r>
+        <w:t>Now parent can call .</w:t>
+      </w:r>
+      <w:r>
+        <w:t>open</w:t>
+      </w:r>
+      <w:r>
+        <w:t>() or .</w:t>
+      </w:r>
+      <w:r>
+        <w:t>close</w:t>
+      </w:r>
+      <w:r>
+        <w:t>() on the child.</w:t>
+      </w:r>
+      <w:r>
+        <w:br/>
+        <w:t xml:space="preserve">   - Why </w:t>
+      </w:r>
+      <w:r>
+        <w:rPr>
+          <w:b/>
+        </w:rPr>
+        <w:t>ngAfterViewInit</w:t>
+      </w:r>
+      <w:r>
+        <w:t xml:space="preserve">(): Angular creates the child component only </w:t>
+      </w:r>
+      <w:r>
+        <w:rPr>
+          <w:rStyle w:val="Strong"/>
+        </w:rPr>
+        <w:t>after the view is initialized</w:t>
+      </w:r>
+      <w:r>
+        <w:t>.</w:t>
+      </w:r>
+      <w:r>
+        <w:br/>
+      </w:r>
+      <w:r>
+        <w:t xml:space="preserve">   - </w:t>
+      </w:r>
+      <w:r>
+        <w:rPr>
+          <w:b/>
+        </w:rPr>
+        <w:t>A</w:t>
+      </w:r>
+      <w:r>
+        <w:rPr>
+          <w:b/>
+          <w:bCs/>
+        </w:rPr>
+        <w:t>dvantages:</w:t>
+      </w:r>
+      <w:r>
+        <w:t xml:space="preserve"> </w:t>
+      </w:r>
+      <w:r>
+        <w:t>Gives the parent direct control over the child.</w:t>
+      </w:r>
+      <w:r>
+        <w:br/>
+        <w:t xml:space="preserve">   - </w:t>
+      </w:r>
+      <w:r>
+        <w:rPr>
+          <w:b/>
+        </w:rPr>
+        <w:t xml:space="preserve">Problem: </w:t>
+      </w:r>
+      <w:r>
+        <w:rPr>
+          <w:b/>
+        </w:rPr>
+        <w:t xml:space="preserve">- </w:t>
+      </w:r>
+      <w:r>
+        <w:t>tightly –coupled</w:t>
+      </w:r>
+      <w:r>
+        <w:sym w:font="Wingdings" w:char="F0E0"/>
+      </w:r>
+      <w:r>
+        <w:rPr>
+          <w:b/>
+        </w:rPr>
+        <w:t xml:space="preserve">  </w:t>
+      </w:r>
+      <w:r>
+        <w:t xml:space="preserve">If the child component </w:t>
+      </w:r>
+      <w:r>
+        <w:t>renames open() and close(), Parent component breaks.</w:t>
+      </w:r>
+      <w:r>
+        <w:br/>
+        <w:t xml:space="preserve">                       - </w:t>
+      </w:r>
+      <w:r>
+        <w:t xml:space="preserve">@ViewChild is </w:t>
+      </w:r>
+      <w:r>
+        <w:rPr>
+          <w:b/>
+        </w:rPr>
+        <w:t>undefined</w:t>
+      </w:r>
+      <w:r>
+        <w:t xml:space="preserve"> in ngOnInit</w:t>
+      </w:r>
+      <w:r>
+        <w:t xml:space="preserve">, </w:t>
+      </w:r>
+      <w:r>
+        <w:rPr>
+          <w:b/>
+        </w:rPr>
+        <w:t>Must Use ngAfterViewInit()</w:t>
+      </w:r>
+      <w:r>
+        <w:rPr>
+          <w:b/>
+        </w:rPr>
+        <w:t>.</w:t>
+      </w:r>
+      <w:r>
+        <w:rPr>
+          <w:b/>
+        </w:rPr>
+        <w:br/>
+        <w:t xml:space="preserve">                       - </w:t>
+      </w:r>
+      <w:r>
+        <w:t>Tight binding between parent and child makes components less reusable and harder to test independently.</w:t>
+      </w:r>
+    </w:p>
+    <w:p>
+      <w:pPr>
+        <w:tabs>
+          <w:tab w:val="left" w:pos="888"/>
+          <w:tab w:val="num" w:pos="1440"/>
+        </w:tabs>
+        <w:ind w:left="-284" w:right="-166"/>
+        <w:rPr>
+          <w:b/>
+        </w:rPr>
+      </w:pPr>
+      <w:r>
+        <w:rPr>
+          <w:b/>
+          <w:bCs/>
+          <w:color w:val="2E74B5" w:themeColor="accent1" w:themeShade="BF"/>
+        </w:rPr>
+        <w:t>4</w:t>
+      </w:r>
+      <w:r>
+        <w:rPr>
+          <w:b/>
+          <w:bCs/>
+          <w:color w:val="2E74B5" w:themeColor="accent1" w:themeShade="BF"/>
+        </w:rPr>
+        <w:t xml:space="preserve">. </w:t>
+      </w:r>
+      <w:r>
+        <w:rPr>
+          <w:b/>
+          <w:bCs/>
+          <w:color w:val="2E74B5" w:themeColor="accent1" w:themeShade="BF"/>
+        </w:rPr>
+        <w:t xml:space="preserve">Content Projection: </w:t>
+      </w:r>
+      <w:r>
+        <w:rPr>
+          <w:b/>
+          <w:bCs/>
+          <w:color w:val="2E74B5" w:themeColor="accent1" w:themeShade="BF"/>
+        </w:rPr>
+        <w:t>&lt;ng-content&gt;</w:t>
+      </w:r>
+      <w:r>
+        <w:rPr>
+          <w:b/>
+          <w:bCs/>
+          <w:color w:val="2E74B5" w:themeColor="accent1" w:themeShade="BF"/>
+        </w:rPr>
+        <w:t xml:space="preserve">, </w:t>
+      </w:r>
+      <w:r>
+        <w:rPr>
+          <w:b/>
+          <w:bCs/>
+          <w:color w:val="2E74B5" w:themeColor="accent1" w:themeShade="BF"/>
+        </w:rPr>
+        <w:t>&lt;ng-content select&gt;</w:t>
+      </w:r>
+      <w:r>
+        <w:rPr>
+          <w:b/>
+          <w:bCs/>
+          <w:color w:val="2E74B5" w:themeColor="accent1" w:themeShade="BF"/>
+        </w:rPr>
+        <w:t xml:space="preserve">, </w:t>
+      </w:r>
+      <w:r>
+        <w:rPr>
+          <w:b/>
+          <w:bCs/>
+          <w:color w:val="2E74B5" w:themeColor="accent1" w:themeShade="BF"/>
+        </w:rPr>
+        <w:t>ngTemplateOutlet</w:t>
+      </w:r>
+      <w:r>
+        <w:rPr>
+          <w:b/>
+        </w:rPr>
+        <w:t>:</w:t>
+      </w:r>
+      <w:r>
+        <w:rPr>
+          <w:b/>
+        </w:rPr>
+        <w:t xml:space="preserve"> (code only in parent)</w:t>
+      </w:r>
+      <w:r>
+        <w:br/>
+        <w:t xml:space="preserve">   </w:t>
+      </w:r>
+      <w:r>
+        <w:t xml:space="preserve">1. </w:t>
+      </w:r>
+      <w:r>
+        <w:rPr>
+          <w:b/>
+        </w:rPr>
+        <w:t>&lt;ng-content&gt;</w:t>
+      </w:r>
+      <w:r>
+        <w:rPr>
+          <w:b/>
+        </w:rPr>
+        <w:t xml:space="preserve">: </w:t>
+      </w:r>
+      <w:r>
+        <w:t xml:space="preserve"> </w:t>
+      </w:r>
+      <w:r>
+        <w:br/>
+        <w:t xml:space="preserve">      - </w:t>
+      </w:r>
+      <w:r>
+        <w:t xml:space="preserve">It’s </w:t>
+      </w:r>
+      <w:r>
+        <w:t>allows</w:t>
+      </w:r>
+      <w:r>
+        <w:t xml:space="preserve"> </w:t>
+      </w:r>
+      <w:r>
+        <w:rPr>
+          <w:rStyle w:val="Strong"/>
+        </w:rPr>
+        <w:t>parent component</w:t>
+      </w:r>
+      <w:r>
+        <w:t xml:space="preserve"> </w:t>
+      </w:r>
+      <w:r>
+        <w:t xml:space="preserve">to pass content, like HTML or other components, to </w:t>
+      </w:r>
+      <w:r>
+        <w:br/>
+        <w:t xml:space="preserve">        be rendered inside a child component's template. </w:t>
+      </w:r>
+      <w:r>
+        <w:rPr>
+          <w:b/>
+        </w:rPr>
+        <w:t>It's great for creating reusable wrapper components.</w:t>
+      </w:r>
+      <w:r>
+        <w:t xml:space="preserve"> </w:t>
+      </w:r>
+      <w:r>
+        <w:br/>
+        <w:t xml:space="preserve">      - </w:t>
+      </w:r>
+      <w:r>
+        <w:rPr>
+          <w:b/>
+        </w:rPr>
+        <w:t>EX:</w:t>
+      </w:r>
+      <w:r>
+        <w:t xml:space="preserve"> Creating a generic </w:t>
+      </w:r>
+      <w:r>
+        <w:rPr>
+          <w:rStyle w:val="HTMLCode"/>
+          <w:rFonts w:eastAsiaTheme="minorHAnsi"/>
+        </w:rPr>
+        <w:t>CardComponent</w:t>
+      </w:r>
+      <w:r>
+        <w:rPr>
+          <w:rStyle w:val="HTMLCode"/>
+          <w:rFonts w:eastAsiaTheme="minorHAnsi"/>
+        </w:rPr>
+        <w:t xml:space="preserve"> </w:t>
+      </w:r>
+      <w:r>
+        <w:t xml:space="preserve">that can display any content. The parent component decides what goes </w:t>
+      </w:r>
+      <w:r>
+        <w:br/>
+        <w:t xml:space="preserve">         inside the card.</w:t>
+      </w:r>
+      <w:r>
+        <w:br/>
+        <w:t xml:space="preserve">         </w:t>
+      </w:r>
+      <w:bookmarkStart w:id="22" w:name="_MON_1818580714"/>
+      <w:bookmarkEnd w:id="22"/>
+      <w:r>
+        <w:object w:dxaOrig="9026" w:dyaOrig="3295">
+          <v:shape id="_x0000_i1047" type="#_x0000_t75" style="width:312pt;height:114pt" o:ole="">
+            <v:imagedata r:id="rId60" o:title=""/>
+          </v:shape>
+          <o:OLEObject Type="Embed" ProgID="Word.OpenDocumentText.12" ShapeID="_x0000_i1047" DrawAspect="Content" ObjectID="_1819619051" r:id="rId61"/>
+        </w:object>
+      </w:r>
+      <w:r>
+        <w:br/>
+        <w:t xml:space="preserve">    </w:t>
+      </w:r>
+      <w:r>
+        <w:br/>
+      </w:r>
+      <w:r>
+        <w:rPr>
+          <w:b/>
+        </w:rPr>
+        <w:lastRenderedPageBreak/>
+        <w:t xml:space="preserve">  </w:t>
+      </w:r>
+      <w:r>
+        <w:rPr>
+          <w:b/>
+        </w:rPr>
+        <w:t>Problem:</w:t>
+      </w:r>
+      <w:r>
+        <w:t xml:space="preserve"> Here Parent pushes raw HTML → Child’s renders evrything in &lt;ng-content&gt; placeholder.</w:t>
+      </w:r>
+      <w:r>
+        <w:br/>
+        <w:t xml:space="preserve">                 - but if we want to have control that parent can decide what goes where. </w:t>
+      </w:r>
+      <w:r>
+        <w:rPr>
+          <w:b/>
+        </w:rPr>
+        <w:t>We need to use &lt;ng-content select&gt;</w:t>
+      </w:r>
+      <w:r>
+        <w:t xml:space="preserve"> </w:t>
+      </w:r>
+      <w:r>
+        <w:br/>
+      </w:r>
+      <w:r>
+        <w:rPr>
+          <w:b/>
+        </w:rPr>
+        <w:t xml:space="preserve">   2.</w:t>
+      </w:r>
+      <w:r>
+        <w:t xml:space="preserve"> </w:t>
+      </w:r>
+      <w:r>
+        <w:rPr>
+          <w:b/>
+        </w:rPr>
+        <w:t>&lt;ng-content</w:t>
+      </w:r>
+      <w:r>
+        <w:rPr>
+          <w:b/>
+        </w:rPr>
+        <w:t xml:space="preserve"> select </w:t>
+      </w:r>
+      <w:r>
+        <w:rPr>
+          <w:b/>
+        </w:rPr>
+        <w:t>&gt;</w:t>
+      </w:r>
+      <w:r>
+        <w:rPr>
+          <w:b/>
+        </w:rPr>
+        <w:t xml:space="preserve">: </w:t>
+      </w:r>
+      <w:r>
+        <w:t xml:space="preserve"> </w:t>
+      </w:r>
+      <w:r>
+        <w:t>- used for labeled</w:t>
+      </w:r>
+      <w:r>
+        <w:t xml:space="preserve"> &lt;ng-content&gt; placeholder</w:t>
+      </w:r>
+      <w:r>
+        <w:t>. ‘select’ attribute is a label.</w:t>
+      </w:r>
+      <w:r>
+        <w:t xml:space="preserve"> </w:t>
+      </w:r>
+      <w:r>
+        <w:br/>
+        <w:t xml:space="preserve">      - </w:t>
+      </w:r>
+      <w:r>
+        <w:t xml:space="preserve">Creating a more structured </w:t>
+      </w:r>
+      <w:r>
+        <w:rPr>
+          <w:rStyle w:val="HTMLCode"/>
+          <w:rFonts w:eastAsiaTheme="minorHAnsi"/>
+        </w:rPr>
+        <w:t>ModalComponent</w:t>
+      </w:r>
+      <w:r>
+        <w:t xml:space="preserve"> with distinct </w:t>
+      </w:r>
+      <w:r>
+        <w:rPr>
+          <w:b/>
+        </w:rPr>
+        <w:t>slots for the header, body, and footer.</w:t>
+      </w:r>
+      <w:r>
+        <w:rPr>
+          <w:b/>
+        </w:rPr>
+        <w:br/>
+        <w:t xml:space="preserve">      -  it works with mutiple selctor a custom attribute (</w:t>
+      </w:r>
+      <w:r>
+        <w:rPr>
+          <w:b/>
+        </w:rPr>
+        <w:t>modal-header</w:t>
+      </w:r>
+      <w:r>
+        <w:rPr>
+          <w:b/>
+        </w:rPr>
+        <w:t>), tags(h1,p), class, idetc.</w:t>
+      </w:r>
+    </w:p>
+    <w:p>
+      <w:pPr>
+        <w:tabs>
+          <w:tab w:val="left" w:pos="888"/>
+          <w:tab w:val="num" w:pos="1440"/>
+        </w:tabs>
+        <w:ind w:left="-284" w:right="-166"/>
+        <w:rPr>
+          <w:b/>
+        </w:rPr>
+      </w:pPr>
+      <w:r>
+        <w:rPr>
+          <w:b/>
+          <w:bCs/>
+          <w:color w:val="2E74B5" w:themeColor="accent1" w:themeShade="BF"/>
+        </w:rPr>
+        <w:t xml:space="preserve">       </w:t>
+      </w:r>
+      <w:bookmarkStart w:id="23" w:name="_MON_1818581961"/>
+      <w:bookmarkEnd w:id="23"/>
+      <w:r>
+        <w:rPr>
+          <w:b/>
+          <w:bCs/>
+          <w:color w:val="2E74B5" w:themeColor="accent1" w:themeShade="BF"/>
+        </w:rPr>
+        <w:object w:dxaOrig="9026" w:dyaOrig="5860">
+          <v:shape id="_x0000_i1048" type="#_x0000_t75" style="width:451.15pt;height:292.9pt" o:ole="">
+            <v:imagedata r:id="rId62" o:title=""/>
+          </v:shape>
+          <o:OLEObject Type="Embed" ProgID="Word.OpenDocumentText.12" ShapeID="_x0000_i1048" DrawAspect="Content" ObjectID="_1819619052" r:id="rId63"/>
+        </w:object>
+      </w:r>
+      <w:r>
+        <w:rPr>
+          <w:b/>
+        </w:rPr>
+        <w:br/>
+        <w:t xml:space="preserve">      - </w:t>
+      </w:r>
+      <w:r>
+        <w:rPr>
+          <w:b/>
+          <w:bCs/>
+        </w:rPr>
+        <w:t>Advantages:</w:t>
+      </w:r>
+      <w:r>
+        <w:t xml:space="preserve"> Creates highly reusable and flexible components.</w:t>
+      </w:r>
+      <w:r>
+        <w:br/>
+        <w:t xml:space="preserve">      - </w:t>
+      </w:r>
+      <w:r>
+        <w:rPr>
+          <w:b/>
+          <w:bCs/>
+        </w:rPr>
+        <w:t>Disadvantages:</w:t>
+      </w:r>
+      <w:r>
+        <w:t xml:space="preserve"> The parent component has more responsibility for the structure, which can be complex.</w:t>
+      </w:r>
+      <w:r>
+        <w:br/>
+        <w:t xml:space="preserve">         - </w:t>
+      </w:r>
+      <w:r>
+        <w:t>Here, the parent’s finished HTML has no way of knowing child modal’s internal state.</w:t>
+      </w:r>
+      <w:r>
+        <w:br/>
+        <w:t xml:space="preserve">            Means content inside ‘ng-content’ can’t interact with child component internal states.</w:t>
+      </w:r>
+      <w:r>
+        <w:br/>
+        <w:t xml:space="preserve">         - This is exact problem that </w:t>
+      </w:r>
+      <w:r>
+        <w:rPr>
+          <w:b/>
+        </w:rPr>
+        <w:t xml:space="preserve">ngTemplateOutlet </w:t>
+      </w:r>
+      <w:r>
+        <w:t>is designed to resolve.</w:t>
+      </w:r>
+      <w:r>
+        <w:rPr>
+          <w:b/>
+        </w:rPr>
+        <w:t xml:space="preserve"> </w:t>
+      </w:r>
+      <w:r>
+        <w:t xml:space="preserve">It allows the child component to share its </w:t>
+      </w:r>
+      <w:r>
+        <w:br/>
+        <w:t xml:space="preserve">            internal state with the template provided by the parent.</w:t>
+      </w:r>
+    </w:p>
+    <w:p>
+      <w:pPr>
+        <w:tabs>
+          <w:tab w:val="left" w:pos="888"/>
+          <w:tab w:val="num" w:pos="1440"/>
+        </w:tabs>
+        <w:ind w:left="-284" w:right="-166"/>
+      </w:pPr>
+      <w:r>
+        <w:t xml:space="preserve"> </w:t>
+      </w:r>
+      <w:r>
+        <w:rPr>
+          <w:b/>
+        </w:rPr>
+        <w:t>2.</w:t>
+      </w:r>
+      <w:r>
+        <w:t xml:space="preserve"> </w:t>
+      </w:r>
+      <w:r>
+        <w:rPr>
+          <w:b/>
+        </w:rPr>
+        <w:t>&lt;</w:t>
+      </w:r>
+      <w:r>
+        <w:rPr>
+          <w:b/>
+        </w:rPr>
+        <w:t xml:space="preserve">ngTemplateOutlet </w:t>
+      </w:r>
+      <w:r>
+        <w:rPr>
+          <w:b/>
+        </w:rPr>
+        <w:t>&gt;</w:t>
+      </w:r>
+      <w:r>
+        <w:rPr>
+          <w:b/>
+        </w:rPr>
+        <w:t xml:space="preserve">: </w:t>
+      </w:r>
+      <w:r>
+        <w:t xml:space="preserve"> </w:t>
+      </w:r>
+      <w:r>
+        <w:br/>
+        <w:t xml:space="preserve">      - </w:t>
+      </w:r>
+      <w:r>
+        <w:rPr>
+          <w:b/>
+          <w:bCs/>
+        </w:rPr>
+        <w:t>&lt;ng-content&gt;</w:t>
+      </w:r>
+      <w:r>
+        <w:t xml:space="preserve"> </w:t>
+      </w:r>
+      <w:r>
+        <w:rPr>
+          <w:b/>
+        </w:rPr>
+        <w:t>is a picture frame(finished HTML)</w:t>
+      </w:r>
+      <w:r>
+        <w:rPr>
+          <w:rFonts w:ascii="Segoe UI Symbol" w:hAnsi="Segoe UI Symbol" w:cs="Segoe UI Symbol"/>
+        </w:rPr>
+        <w:t xml:space="preserve"> that </w:t>
+      </w:r>
+      <w:r>
+        <w:t>t</w:t>
+      </w:r>
+      <w:r>
+        <w:t xml:space="preserve">he parent gives </w:t>
+      </w:r>
+      <w:r>
+        <w:t>to child</w:t>
+      </w:r>
+      <w:r>
+        <w:t xml:space="preserve"> to display.</w:t>
+      </w:r>
+      <w:r>
+        <w:br/>
+      </w:r>
+      <w:r>
+        <w:rPr>
+          <w:b/>
+        </w:rPr>
+        <w:t xml:space="preserve">      -  </w:t>
+      </w:r>
+      <w:r>
+        <w:rPr>
+          <w:b/>
+          <w:bCs/>
+        </w:rPr>
+        <w:t>ngTemplateOutlet</w:t>
+      </w:r>
+      <w:r>
+        <w:t xml:space="preserve"> </w:t>
+      </w:r>
+      <w:r>
+        <w:rPr>
+          <w:b/>
+        </w:rPr>
+        <w:t>is a projector</w:t>
+      </w:r>
+      <w:r>
+        <w:t>.</w:t>
+      </w:r>
+      <w:r>
+        <w:t xml:space="preserve">The parent provides a slide (&lt;ng-template&gt;), and the projector (the child </w:t>
+      </w:r>
+      <w:r>
+        <w:br/>
+        <w:t xml:space="preserve">         </w:t>
+      </w:r>
+      <w:r>
+        <w:t>component) not only displays it but can also project extra data onto it, like a watermark or a caption.</w:t>
+      </w:r>
+      <w:r>
+        <w:br/>
+        <w:t xml:space="preserve">      - EX: </w:t>
+      </w:r>
+      <w:r>
+        <w:rPr>
+          <w:b/>
+          <w:bCs/>
+        </w:rPr>
+        <w:t xml:space="preserve">Refactoring the </w:t>
+      </w:r>
+      <w:r>
+        <w:rPr>
+          <w:b/>
+          <w:bCs/>
+        </w:rPr>
+        <w:t xml:space="preserve">above </w:t>
+      </w:r>
+      <w:r>
+        <w:rPr>
+          <w:b/>
+          <w:bCs/>
+        </w:rPr>
+        <w:t xml:space="preserve">Modal </w:t>
+      </w:r>
+      <w:r>
+        <w:rPr>
+          <w:b/>
+          <w:bCs/>
+        </w:rPr>
+        <w:t xml:space="preserve">ex </w:t>
+      </w:r>
+      <w:r>
+        <w:rPr>
+          <w:b/>
+          <w:bCs/>
+        </w:rPr>
+        <w:t>with ngTemplateOutlet</w:t>
+      </w:r>
+      <w:r>
+        <w:rPr>
+          <w:b/>
+          <w:bCs/>
+        </w:rPr>
+        <w:br/>
+        <w:t xml:space="preserve">             - </w:t>
+      </w:r>
+      <w:r>
+        <w:t>Let's add a dynamic footer to your modal</w:t>
+      </w:r>
+      <w:r>
+        <w:t>(child COmpo)</w:t>
+      </w:r>
+      <w:r>
+        <w:t xml:space="preserve">. The modal will manage a submitting state, and the </w:t>
+      </w:r>
+      <w:r>
+        <w:br/>
+        <w:t xml:space="preserve">               </w:t>
+      </w:r>
+      <w:r>
+        <w:t>parent will provide a template for the footer that uses this state.</w:t>
+      </w:r>
+    </w:p>
+    <w:p>
+      <w:pPr>
+        <w:tabs>
+          <w:tab w:val="left" w:pos="888"/>
+          <w:tab w:val="num" w:pos="1440"/>
+        </w:tabs>
+        <w:ind w:left="-284" w:right="-166"/>
+      </w:pPr>
+      <w:r>
+        <w:rPr>
+          <w:b/>
+          <w:bCs/>
+        </w:rPr>
+        <w:t xml:space="preserve">1. The Child: </w:t>
+      </w:r>
+      <w:r>
+        <w:rPr>
+          <w:b/>
+          <w:bCs/>
+        </w:rPr>
+        <w:t>(</w:t>
+      </w:r>
+      <w:r>
+        <w:rPr>
+          <w:bCs/>
+        </w:rPr>
+        <w:t>app-modal.component.ts</w:t>
+      </w:r>
+      <w:r>
+        <w:rPr>
+          <w:bCs/>
+        </w:rPr>
+        <w:t>):</w:t>
+      </w:r>
+      <w:r>
+        <w:rPr>
+          <w:bCs/>
+        </w:rPr>
+        <w:br/>
+        <w:t xml:space="preserve">       - </w:t>
+      </w:r>
+      <w:r>
+        <w:t xml:space="preserve">The component now needs an </w:t>
+      </w:r>
+      <w:r>
+        <w:rPr>
+          <w:rStyle w:val="HTMLCode"/>
+          <w:rFonts w:eastAsiaTheme="minorHAnsi"/>
+          <w:b/>
+        </w:rPr>
+        <w:t>@Input()</w:t>
+      </w:r>
+      <w:r>
+        <w:t xml:space="preserve"> to receive the template and will manage its own internal state.</w:t>
+      </w:r>
+      <w:r>
+        <w:t xml:space="preserve">       </w:t>
+      </w:r>
+    </w:p>
+    <w:p>
+      <w:pPr>
+        <w:tabs>
+          <w:tab w:val="left" w:pos="888"/>
+          <w:tab w:val="num" w:pos="1440"/>
+        </w:tabs>
+        <w:ind w:left="-284" w:right="-166"/>
+        <w:rPr>
+          <w:b/>
+          <w:bCs/>
+        </w:rPr>
+      </w:pPr>
+      <w:r>
+        <w:rPr>
+          <w:b/>
+          <w:bCs/>
+        </w:rPr>
+        <w:lastRenderedPageBreak/>
+        <w:t xml:space="preserve">                         </w:t>
+      </w:r>
+      <w:r>
+        <w:t xml:space="preserve">           </w:t>
+      </w:r>
+      <w:bookmarkStart w:id="24" w:name="_MON_1819390298"/>
+      <w:bookmarkEnd w:id="24"/>
+      <w:r>
+        <w:rPr>
+          <w:rStyle w:val="HTMLCode"/>
+          <w:rFonts w:eastAsiaTheme="minorHAnsi"/>
+          <w:b/>
+        </w:rPr>
+        <w:object w:dxaOrig="9026" w:dyaOrig="5985">
+          <v:shape id="_x0000_i1049" type="#_x0000_t75" style="width:387.4pt;height:256.15pt" o:ole="">
+            <v:imagedata r:id="rId64" o:title=""/>
+          </v:shape>
+          <o:OLEObject Type="Embed" ProgID="Word.OpenDocumentText.12" ShapeID="_x0000_i1049" DrawAspect="Content" ObjectID="_1819619053" r:id="rId65"/>
+        </w:object>
+      </w:r>
+      <w:r>
+        <w:rPr>
+          <w:rStyle w:val="HTMLCode"/>
+          <w:rFonts w:eastAsiaTheme="minorHAnsi"/>
+          <w:b/>
+        </w:rPr>
+        <w:br/>
+      </w:r>
+      <w:r>
+        <w:t xml:space="preserve">  </w:t>
+      </w:r>
+      <w:r>
+        <w:t xml:space="preserve">2. </w:t>
+      </w:r>
+      <w:r>
+        <w:rPr>
+          <w:b/>
+        </w:rPr>
+        <w:t>The Child:</w:t>
+      </w:r>
+      <w:r>
+        <w:t xml:space="preserve"> </w:t>
+      </w:r>
+      <w:r>
+        <w:t>(</w:t>
+      </w:r>
+      <w:r>
+        <w:t>app-modal.component.html</w:t>
+      </w:r>
+      <w:r>
+        <w:t>):</w:t>
+      </w:r>
+      <w:r>
+        <w:br/>
+        <w:t xml:space="preserve">      - </w:t>
+      </w:r>
+      <w:r>
+        <w:t xml:space="preserve">We keep </w:t>
+      </w:r>
+      <w:r>
+        <w:rPr>
+          <w:b/>
+        </w:rPr>
+        <w:t>&lt;ng-content&gt;</w:t>
+      </w:r>
+      <w:r>
+        <w:t xml:space="preserve"> for the static parts but use ngTemplateOutlet for the new dynamic footer.</w:t>
+      </w:r>
+      <w:r>
+        <w:br/>
+      </w:r>
+      <w:r>
+        <w:t xml:space="preserve">                                 </w:t>
+      </w:r>
+      <w:bookmarkStart w:id="25" w:name="_MON_1819390610"/>
+      <w:bookmarkEnd w:id="25"/>
+      <w:r>
+        <w:object w:dxaOrig="9026" w:dyaOrig="6715">
+          <v:shape id="_x0000_i1050" type="#_x0000_t75" style="width:402.4pt;height:299.65pt" o:ole="">
+            <v:imagedata r:id="rId66" o:title=""/>
+          </v:shape>
+          <o:OLEObject Type="Embed" ProgID="Word.OpenDocumentText.12" ShapeID="_x0000_i1050" DrawAspect="Content" ObjectID="_1819619054" r:id="rId67"/>
+        </w:object>
+      </w:r>
+      <w:r>
+        <w:br/>
+        <w:t xml:space="preserve">  - </w:t>
+      </w:r>
+      <w:r>
+        <w:rPr>
+          <w:b/>
+        </w:rPr>
+        <w:t xml:space="preserve">You can pass named values into </w:t>
+      </w:r>
+      <w:r>
+        <w:rPr>
+          <w:rStyle w:val="HTMLCode"/>
+          <w:rFonts w:eastAsiaTheme="minorHAnsi"/>
+          <w:b/>
+        </w:rPr>
+        <w:t>context</w:t>
+      </w:r>
+      <w:r>
+        <w:rPr>
+          <w:b/>
+        </w:rPr>
+        <w:t xml:space="preserve"> too</w:t>
+      </w:r>
+      <w:r>
+        <w:rPr>
+          <w:b/>
+        </w:rPr>
+        <w:t xml:space="preserve"> instead of ‘</w:t>
+      </w:r>
+      <w:r>
+        <w:rPr>
+          <w:b/>
+        </w:rPr>
+        <w:t>context: { $implicit: this }</w:t>
+      </w:r>
+      <w:r>
+        <w:rPr>
+          <w:b/>
+        </w:rPr>
+        <w:t>’</w:t>
+      </w:r>
+      <w:r>
+        <w:rPr>
+          <w:b/>
+        </w:rPr>
+        <w:t xml:space="preserve">:  </w:t>
+      </w:r>
+      <w:r>
+        <w:rPr>
+          <w:b/>
+        </w:rPr>
+        <w:br/>
+        <w:t xml:space="preserve">  </w:t>
+      </w:r>
+      <w:r>
+        <w:rPr>
+          <w:b/>
+        </w:rPr>
+        <w:t xml:space="preserve">                           </w:t>
+      </w:r>
+      <w:r>
+        <w:rPr>
+          <w:b/>
+        </w:rPr>
+        <w:t xml:space="preserve"> </w:t>
+      </w:r>
+      <w:bookmarkStart w:id="26" w:name="_MON_1819394402"/>
+      <w:bookmarkEnd w:id="26"/>
+      <w:r>
+        <w:rPr>
+          <w:b/>
+        </w:rPr>
+        <w:object w:dxaOrig="9026" w:dyaOrig="1140">
+          <v:shape id="_x0000_i1051" type="#_x0000_t75" style="width:406.5pt;height:51.4pt" o:ole="">
+            <v:imagedata r:id="rId68" o:title=""/>
+          </v:shape>
+          <o:OLEObject Type="Embed" ProgID="Word.OpenDocumentText.12" ShapeID="_x0000_i1051" DrawAspect="Content" ObjectID="_1819619055" r:id="rId69"/>
+        </w:object>
+      </w:r>
+      <w:r>
+        <w:rPr>
+          <w:b/>
+        </w:rPr>
+        <w:br/>
+      </w:r>
+      <w:r>
+        <w:t xml:space="preserve">  </w:t>
+      </w:r>
+      <w:r>
+        <w:rPr>
+          <w:b/>
+        </w:rPr>
+        <w:t xml:space="preserve">- What is </w:t>
+      </w:r>
+      <w:r>
+        <w:rPr>
+          <w:b/>
+        </w:rPr>
+        <w:t>context:</w:t>
+      </w:r>
+      <w:r>
+        <w:t xml:space="preserve"> </w:t>
+      </w:r>
+      <w:r>
+        <w:br/>
+      </w:r>
+      <w:r>
+        <w:rPr>
+          <w:b/>
+        </w:rPr>
+        <w:t xml:space="preserve">         </w:t>
+      </w:r>
+      <w:r>
+        <w:rPr>
+          <w:b/>
+        </w:rPr>
+        <w:t xml:space="preserve"> - </w:t>
+      </w:r>
+      <w:r>
+        <w:rPr>
+          <w:b/>
+        </w:rPr>
+        <w:t xml:space="preserve"> *ngTemplateOutlet </w:t>
+      </w:r>
+      <w:r>
+        <w:t xml:space="preserve">has an </w:t>
+      </w:r>
+      <w:r>
+        <w:rPr>
+          <w:b/>
+          <w:bCs/>
+        </w:rPr>
+        <w:t>optional input property</w:t>
+      </w:r>
+      <w:r>
+        <w:t xml:space="preserve"> called </w:t>
+      </w:r>
+      <w:r>
+        <w:rPr>
+          <w:b/>
+        </w:rPr>
+        <w:t>context</w:t>
+      </w:r>
+      <w:r>
+        <w:br/>
+        <w:t xml:space="preserve">          - </w:t>
+      </w:r>
+      <w:r>
+        <w:t xml:space="preserve">Whatever object you pass to it becomes the </w:t>
+      </w:r>
+      <w:r>
+        <w:rPr>
+          <w:b/>
+          <w:bCs/>
+        </w:rPr>
+        <w:t>data (context)</w:t>
+      </w:r>
+      <w:r>
+        <w:t xml:space="preserve"> that the template can use by let-_ _ …</w:t>
+      </w:r>
+      <w:r>
+        <w:br/>
+      </w:r>
+      <w:r>
+        <w:rPr>
+          <w:b/>
+          <w:bCs/>
+        </w:rPr>
+        <w:t xml:space="preserve"> </w:t>
+      </w:r>
+      <w:r>
+        <w:rPr>
+          <w:b/>
+          <w:bCs/>
+        </w:rPr>
+        <w:t xml:space="preserve">3. The Parent: </w:t>
+      </w:r>
+      <w:r>
+        <w:rPr>
+          <w:bCs/>
+        </w:rPr>
+        <w:t>(app.component.html)</w:t>
+      </w:r>
+      <w:r>
+        <w:rPr>
+          <w:bCs/>
+        </w:rPr>
+        <w:br/>
+      </w:r>
+      <w:r>
+        <w:rPr>
+          <w:b/>
+          <w:bCs/>
+        </w:rPr>
+        <w:t xml:space="preserve">      - </w:t>
+      </w:r>
+      <w:r>
+        <w:rPr>
+          <w:bCs/>
+        </w:rPr>
+        <w:t>The parent now defines a template for the footer and passes it into the modal.</w:t>
+      </w:r>
+      <w:r>
+        <w:rPr>
+          <w:bCs/>
+        </w:rPr>
+        <w:br/>
+      </w:r>
+      <w:r>
+        <w:rPr>
+          <w:b/>
+          <w:bCs/>
+          <w:color w:val="FF0000"/>
+        </w:rPr>
+        <w:t xml:space="preserve">NOTE: </w:t>
+      </w:r>
+      <w:r>
+        <w:t xml:space="preserve">Use </w:t>
+      </w:r>
+      <w:r>
+        <w:rPr>
+          <w:rStyle w:val="HTMLCode"/>
+          <w:rFonts w:eastAsiaTheme="minorHAnsi"/>
+        </w:rPr>
+        <w:t>&lt;ng-content&gt;</w:t>
+      </w:r>
+      <w:r>
+        <w:t xml:space="preserve"> for static projection (child doesn’t touch it) and </w:t>
+      </w:r>
+      <w:r>
+        <w:rPr>
+          <w:rStyle w:val="HTMLCode"/>
+          <w:rFonts w:eastAsiaTheme="minorHAnsi"/>
+        </w:rPr>
+        <w:t>ngTemplateOutlet</w:t>
+      </w:r>
+      <w:r>
+        <w:t xml:space="preserve"> when parent’s template mus</w:t>
+      </w:r>
+      <w:r>
+        <w:t>t talk to child’s state/methods.</w:t>
+      </w:r>
+      <w:r>
+        <w:br/>
+      </w:r>
+      <w:r>
+        <w:rPr>
+          <w:bCs/>
+        </w:rPr>
+        <w:br/>
+      </w:r>
+      <w:r>
+        <w:rPr>
+          <w:bCs/>
+        </w:rPr>
+        <w:lastRenderedPageBreak/>
+        <w:t xml:space="preserve">                       </w:t>
+      </w:r>
+      <w:r>
+        <w:rPr>
+          <w:bCs/>
+        </w:rPr>
+        <w:t xml:space="preserve">  </w:t>
+      </w:r>
+      <w:bookmarkStart w:id="27" w:name="_MON_1819390679"/>
+      <w:bookmarkEnd w:id="27"/>
+      <w:r>
+        <w:rPr>
+          <w:bCs/>
+        </w:rPr>
+        <w:object w:dxaOrig="9026" w:dyaOrig="4720">
+          <v:shape id="_x0000_i1052" type="#_x0000_t75" style="width:418.5pt;height:217.9pt" o:ole="">
+            <v:imagedata r:id="rId70" o:title=""/>
+          </v:shape>
+          <o:OLEObject Type="Embed" ProgID="Word.OpenDocumentText.12" ShapeID="_x0000_i1052" DrawAspect="Content" ObjectID="_1819619056" r:id="rId71"/>
+        </w:object>
+      </w:r>
+      <w:r>
+        <w:rPr>
+          <w:bCs/>
+        </w:rPr>
+        <w:br/>
+        <w:t xml:space="preserve">  - </w:t>
+      </w:r>
+      <w:r>
+        <w:rPr>
+          <w:bCs/>
+        </w:rPr>
+        <w:t xml:space="preserve"> </w:t>
+      </w:r>
+      <w:r>
+        <w:t xml:space="preserve">Now, when you click the "Confirm" button, it will call the </w:t>
+      </w:r>
+      <w:r>
+        <w:rPr>
+          <w:rStyle w:val="HTMLCode"/>
+          <w:rFonts w:eastAsiaTheme="minorHAnsi"/>
+          <w:b/>
+        </w:rPr>
+        <w:t>submit()</w:t>
+      </w:r>
+      <w:r>
+        <w:t xml:space="preserve"> method </w:t>
+      </w:r>
+      <w:r>
+        <w:rPr>
+          <w:b/>
+          <w:bCs/>
+        </w:rPr>
+        <w:t>inside the modal component</w:t>
+      </w:r>
+      <w:r>
+        <w:t xml:space="preserve">, and the </w:t>
+      </w:r>
+      <w:r>
+        <w:br/>
+        <w:t xml:space="preserve">     button text and disabled state will update automatically based on the modal's internal </w:t>
+      </w:r>
+      <w:r>
+        <w:rPr>
+          <w:rStyle w:val="HTMLCode"/>
+          <w:rFonts w:eastAsiaTheme="minorHAnsi"/>
+          <w:b/>
+        </w:rPr>
+        <w:t>isSubmitting</w:t>
+      </w:r>
+      <w:r>
+        <w:t xml:space="preserve"> property.</w:t>
+      </w:r>
+    </w:p>
+    <w:p>
+      <w:pPr>
+        <w:tabs>
+          <w:tab w:val="left" w:pos="888"/>
+          <w:tab w:val="num" w:pos="1440"/>
+        </w:tabs>
+        <w:ind w:left="-284" w:right="-166"/>
+      </w:pPr>
+      <w:r>
+        <w:rPr>
+          <w:b/>
+          <w:bCs/>
+        </w:rPr>
+        <w:t>- FLOW SUMMARY:</w:t>
+      </w:r>
+      <w:r>
+        <w:rPr>
+          <w:b/>
+          <w:bCs/>
+        </w:rPr>
+        <w:br/>
+        <w:t xml:space="preserve">      1. </w:t>
+      </w:r>
+      <w:r>
+        <w:rPr>
+          <w:rStyle w:val="Strong"/>
+        </w:rPr>
+        <w:t>Parent writes content + footer template</w:t>
+      </w:r>
+      <w:r>
+        <w:t>.</w:t>
+      </w:r>
+      <w:r>
+        <w:br/>
+        <w:t xml:space="preserve">      2. </w:t>
+      </w:r>
+      <w:r>
+        <w:rPr>
+          <w:b/>
+          <w:bCs/>
+        </w:rPr>
+        <w:t>Child modal renders</w:t>
+      </w:r>
+      <w:r>
+        <w:t xml:space="preserve"> →</w:t>
+      </w:r>
+      <w:r>
+        <w:br/>
+        <w:t xml:space="preserve">           - </w:t>
+      </w:r>
+      <w:r>
+        <w:t>ng-content shows parent’s header/body</w:t>
+      </w:r>
+      <w:r>
+        <w:br/>
+        <w:t xml:space="preserve">           - </w:t>
+      </w:r>
+      <w:r>
+        <w:t>ngTemplateOutlet shows footer buttons</w:t>
+      </w:r>
+      <w:r>
+        <w:t>.</w:t>
+      </w:r>
+      <w:r>
+        <w:br/>
+        <w:t xml:space="preserve">       3. </w:t>
+      </w:r>
+      <w:r>
+        <w:rPr>
+          <w:rStyle w:val="Strong"/>
+        </w:rPr>
+        <w:t>UI</w:t>
+      </w:r>
+      <w:r>
+        <w:t xml:space="preserve"> → Confirmation title, message, Confirm + Cancel buttons</w:t>
+      </w:r>
+      <w:r>
+        <w:br/>
+        <w:t xml:space="preserve">       4. </w:t>
+      </w:r>
+      <w:r>
+        <w:rPr>
+          <w:rStyle w:val="Strong"/>
+        </w:rPr>
+        <w:t>Click Confirm</w:t>
+      </w:r>
+      <w:r>
+        <w:t xml:space="preserve"> → calls child’s </w:t>
+      </w:r>
+      <w:r>
+        <w:rPr>
+          <w:rStyle w:val="HTMLCode"/>
+          <w:rFonts w:eastAsiaTheme="minorHAnsi"/>
+        </w:rPr>
+        <w:t>submit()</w:t>
+      </w:r>
+      <w:r>
+        <w:t xml:space="preserve">, sets </w:t>
+      </w:r>
+      <w:r>
+        <w:rPr>
+          <w:rStyle w:val="HTMLCode"/>
+          <w:rFonts w:eastAsiaTheme="minorHAnsi"/>
+        </w:rPr>
+        <w:t>isSubmitting = true</w:t>
+      </w:r>
+      <w:r>
+        <w:rPr>
+          <w:rStyle w:val="HTMLCode"/>
+          <w:rFonts w:eastAsiaTheme="minorHAnsi"/>
+        </w:rPr>
+        <w:br/>
+        <w:t xml:space="preserve">   5.</w:t>
+      </w:r>
+      <w:r>
+        <w:rPr>
+          <w:b/>
+          <w:bCs/>
+        </w:rPr>
+        <w:t xml:space="preserve"> </w:t>
+      </w:r>
+      <w:r>
+        <w:rPr>
+          <w:rStyle w:val="Strong"/>
+        </w:rPr>
+        <w:t>Button changes</w:t>
+      </w:r>
+      <w:r>
+        <w:t xml:space="preserve"> → </w:t>
+      </w:r>
+      <w:r>
+        <w:rPr>
+          <w:rStyle w:val="HTMLCode"/>
+          <w:rFonts w:eastAsiaTheme="minorHAnsi"/>
+        </w:rPr>
+        <w:t>"Submitting..."</w:t>
+      </w:r>
+      <w:r>
+        <w:t xml:space="preserve">, then back to </w:t>
+      </w:r>
+      <w:r>
+        <w:rPr>
+          <w:rStyle w:val="HTMLCode"/>
+          <w:rFonts w:eastAsiaTheme="minorHAnsi"/>
+        </w:rPr>
+        <w:t>"Confirm"</w:t>
+      </w:r>
+      <w:r>
+        <w:t xml:space="preserve"> after 2s</w:t>
+      </w:r>
+      <w:r>
+        <w:rPr>
+          <w:rFonts w:ascii="Courier New" w:hAnsi="Courier New" w:cs="Courier New"/>
+          <w:sz w:val="20"/>
+          <w:szCs w:val="20"/>
+        </w:rPr>
+        <w:t xml:space="preserve">   </w:t>
+      </w:r>
+      <w:r>
+        <w:rPr>
+          <w:rFonts w:ascii="Courier New" w:hAnsi="Courier New" w:cs="Courier New"/>
+          <w:sz w:val="20"/>
+          <w:szCs w:val="20"/>
+        </w:rPr>
+        <w:br/>
+        <w:t xml:space="preserve">    </w:t>
+      </w:r>
+      <w:r>
+        <w:rPr>
+          <w:rFonts w:ascii="Courier New" w:hAnsi="Courier New" w:cs="Courier New"/>
+          <w:sz w:val="20"/>
+          <w:szCs w:val="20"/>
+        </w:rPr>
+        <w:sym w:font="Wingdings" w:char="F0E0"/>
+      </w:r>
+      <w:r>
+        <w:rPr>
+          <w:rFonts w:ascii="Courier New" w:hAnsi="Courier New" w:cs="Courier New"/>
+          <w:sz w:val="20"/>
+          <w:szCs w:val="20"/>
+        </w:rPr>
+        <w:t xml:space="preserve"> </w:t>
+      </w:r>
+      <w:r>
+        <w:rPr>
+          <w:rStyle w:val="HTMLCode"/>
+          <w:rFonts w:eastAsiaTheme="minorHAnsi"/>
+        </w:rPr>
+        <w:t>ng-content</w:t>
+      </w:r>
+      <w:r>
+        <w:t xml:space="preserve"> = static injection, </w:t>
+      </w:r>
+      <w:r>
+        <w:rPr>
+          <w:rStyle w:val="HTMLCode"/>
+          <w:rFonts w:eastAsiaTheme="minorHAnsi"/>
+        </w:rPr>
+        <w:t>ngTemplateOutlet</w:t>
+      </w:r>
+      <w:r>
+        <w:t xml:space="preserve"> = dynamic + child-aware injection</w:t>
+      </w:r>
+    </w:p>
+    <w:p>
+      <w:pPr>
+        <w:tabs>
+          <w:tab w:val="left" w:pos="888"/>
+          <w:tab w:val="num" w:pos="1440"/>
+        </w:tabs>
+        <w:ind w:left="-284" w:right="-166"/>
+        <w:rPr>
+          <w:b/>
+          <w:bCs/>
+          <w:color w:val="2E74B5" w:themeColor="accent1" w:themeShade="BF"/>
+          <w:u w:val="single"/>
+        </w:rPr>
+      </w:pPr>
+      <w:r>
+        <w:rPr>
+          <w:b/>
+          <w:bCs/>
+          <w:color w:val="2E74B5" w:themeColor="accent1" w:themeShade="BF"/>
+          <w:u w:val="single"/>
+        </w:rPr>
+        <w:t>2</w:t>
+      </w:r>
+      <w:r>
+        <w:rPr>
+          <w:b/>
+          <w:bCs/>
+          <w:color w:val="2E74B5" w:themeColor="accent1" w:themeShade="BF"/>
+          <w:u w:val="single"/>
+        </w:rPr>
+        <w:t xml:space="preserve">. </w:t>
+      </w:r>
+      <w:r>
+        <w:rPr>
+          <w:b/>
+          <w:bCs/>
+          <w:color w:val="2E74B5" w:themeColor="accent1" w:themeShade="BF"/>
+          <w:u w:val="single"/>
+        </w:rPr>
+        <w:t xml:space="preserve">UnRelated Components </w:t>
+      </w:r>
+      <w:r>
+        <w:rPr>
+          <w:b/>
+          <w:bCs/>
+          <w:color w:val="2E74B5" w:themeColor="accent1" w:themeShade="BF"/>
+          <w:u w:val="single"/>
+        </w:rPr>
+        <w:t>Communication</w:t>
+      </w:r>
+      <w:r>
+        <w:rPr>
+          <w:b/>
+          <w:bCs/>
+          <w:color w:val="2E74B5" w:themeColor="accent1" w:themeShade="BF"/>
+          <w:u w:val="single"/>
+        </w:rPr>
+        <w:t>: (</w:t>
+      </w:r>
+      <w:r>
+        <w:rPr>
+          <w:b/>
+          <w:bCs/>
+          <w:color w:val="2E74B5" w:themeColor="accent1" w:themeShade="BF"/>
+          <w:u w:val="single"/>
+        </w:rPr>
+        <w:t>Services, RxJs Subject/</w:t>
+      </w:r>
+      <w:r>
+        <w:rPr>
+          <w:b/>
+          <w:bCs/>
+          <w:color w:val="2E74B5" w:themeColor="accent1" w:themeShade="BF"/>
+          <w:u w:val="single"/>
+        </w:rPr>
+        <w:t>BehaviourSu</w:t>
+      </w:r>
+      <w:r>
+        <w:rPr>
+          <w:b/>
+          <w:bCs/>
+          <w:color w:val="2E74B5" w:themeColor="accent1" w:themeShade="BF"/>
+          <w:u w:val="single"/>
+        </w:rPr>
+        <w:t>bject</w:t>
+      </w:r>
+      <w:r>
+        <w:rPr>
+          <w:b/>
+          <w:bCs/>
+          <w:color w:val="2E74B5" w:themeColor="accent1" w:themeShade="BF"/>
+          <w:u w:val="single"/>
+        </w:rPr>
+        <w:t>)</w:t>
+      </w:r>
+      <w:r>
+        <w:rPr>
+          <w:b/>
+          <w:bCs/>
+          <w:color w:val="2E74B5" w:themeColor="accent1" w:themeShade="BF"/>
+          <w:u w:val="single"/>
+        </w:rPr>
+        <w:br/>
+      </w:r>
+      <w:r>
+        <w:rPr>
+          <w:b/>
+          <w:bCs/>
+          <w:color w:val="2E74B5" w:themeColor="accent1" w:themeShade="BF"/>
+        </w:rPr>
+        <w:t xml:space="preserve">  1. </w:t>
+      </w:r>
+      <w:r>
+        <w:rPr>
+          <w:bCs/>
+          <w:color w:val="2E74B5" w:themeColor="accent1" w:themeShade="BF"/>
+        </w:rPr>
+        <w:t xml:space="preserve">Parent to Child: </w:t>
+      </w:r>
+      <w:r>
+        <w:rPr>
+          <w:b/>
+          <w:bCs/>
+          <w:color w:val="2E74B5" w:themeColor="accent1" w:themeShade="BF"/>
+        </w:rPr>
+        <w:t>@Input()</w:t>
+      </w:r>
+      <w:r>
+        <w:rPr>
+          <w:b/>
+          <w:bCs/>
+          <w:color w:val="2E74B5" w:themeColor="accent1" w:themeShade="BF"/>
+        </w:rPr>
+        <w:t xml:space="preserve"> </w:t>
+      </w:r>
+      <w:r>
+        <w:t>:</w:t>
+      </w:r>
+      <w:r>
+        <w:br/>
+        <w:t xml:space="preserve">  - This is the most common way to pass data </w:t>
+      </w:r>
+      <w:r>
+        <w:rPr>
+          <w:b/>
+          <w:bCs/>
+        </w:rPr>
+        <w:t>down</w:t>
+      </w:r>
+      <w:r>
+        <w:t xml:space="preserve"> from a parent to a child. Think of it as the parent "giving" properties </w:t>
+      </w:r>
+      <w:r>
+        <w:br/>
+        <w:t xml:space="preserve">     to the child.  </w:t>
+      </w:r>
+      <w:r>
+        <w:br/>
+        <w:t xml:space="preserve">  - </w:t>
+      </w:r>
+      <w:r>
+        <w:rPr>
+          <w:b/>
+        </w:rPr>
+        <w:t>EX</w:t>
+      </w:r>
+      <w:r>
+        <w:rPr>
+          <w:b/>
+        </w:rPr>
+        <w:t xml:space="preserve">: </w:t>
+      </w:r>
+      <w:r>
+        <w:t xml:space="preserve">In an e-commerce app, a </w:t>
+      </w:r>
+      <w:r>
+        <w:rPr>
+          <w:b/>
+        </w:rPr>
+        <w:t>ProductListComponent (parent)</w:t>
+      </w:r>
+      <w:r>
+        <w:t xml:space="preserve"> fetches a list of products. It then loops through this list </w:t>
+      </w:r>
+      <w:r>
+        <w:br/>
+        <w:t xml:space="preserve">          </w:t>
+      </w:r>
+      <w:r>
+        <w:t xml:space="preserve">and passes each individual product object to a </w:t>
+      </w:r>
+      <w:r>
+        <w:rPr>
+          <w:b/>
+        </w:rPr>
+        <w:t>ProductCardComponent (child)</w:t>
+      </w:r>
+      <w:r>
+        <w:t xml:space="preserve"> using an </w:t>
+      </w:r>
+      <w:r>
+        <w:rPr>
+          <w:b/>
+        </w:rPr>
+        <w:t>@Input</w:t>
+      </w:r>
+      <w:r>
+        <w:rPr>
+          <w:b/>
+        </w:rPr>
+        <w:br/>
+        <w:t xml:space="preserve">  </w:t>
+      </w:r>
+      <w:r>
+        <w:br/>
+      </w:r>
+    </w:p>
+    <w:p>
+      <w:pPr>
+        <w:tabs>
+          <w:tab w:val="left" w:pos="888"/>
+          <w:tab w:val="num" w:pos="1440"/>
+        </w:tabs>
+        <w:ind w:left="-284" w:right="-166"/>
+        <w:rPr>
+          <w:b/>
+          <w:bCs/>
+        </w:rPr>
+      </w:pPr>
+    </w:p>
+    <w:p>
+      <w:pPr>
+        <w:tabs>
+          <w:tab w:val="left" w:pos="888"/>
+          <w:tab w:val="num" w:pos="1440"/>
+        </w:tabs>
+        <w:ind w:left="-284" w:right="-166"/>
+      </w:pPr>
+    </w:p>
+    <w:p>
+      <w:pPr>
+        <w:tabs>
+          <w:tab w:val="left" w:pos="888"/>
+          <w:tab w:val="num" w:pos="1440"/>
+        </w:tabs>
+        <w:ind w:left="-284" w:right="-166"/>
+        <w:rPr>
+          <w:b/>
+          <w:bCs/>
+        </w:rPr>
+      </w:pPr>
+    </w:p>
+    <w:p>
+      <w:pPr>
+        <w:tabs>
+          <w:tab w:val="left" w:pos="888"/>
+          <w:tab w:val="num" w:pos="1440"/>
+        </w:tabs>
+        <w:ind w:left="-284" w:right="-166"/>
+      </w:pPr>
+      <w:r>
+        <w:br/>
+      </w:r>
+      <w:r>
+        <w:br/>
+      </w:r>
+      <w:r>
+        <w:t xml:space="preserve">              </w:t>
+      </w:r>
+    </w:p>
+    <w:p>
+      <w:pPr>
+        <w:tabs>
+          <w:tab w:val="left" w:pos="888"/>
+          <w:tab w:val="num" w:pos="1440"/>
+        </w:tabs>
+        <w:ind w:left="-284" w:right="-166"/>
+        <w:rPr>
+          <w:b/>
+          <w:bCs/>
+          <w:color w:val="2E74B5" w:themeColor="accent1" w:themeShade="BF"/>
+          <w:u w:val="single"/>
+        </w:rPr>
+      </w:pPr>
+      <w:r>
+        <w:t xml:space="preserve">    </w:t>
+      </w:r>
+      <w:r>
+        <w:t xml:space="preserve">                             </w:t>
+      </w:r>
     </w:p>
     <w:p>
       <w:pPr>
@@ -12318,6 +14556,155 @@
       </w:pPr>
     </w:lvl>
   </w:abstractNum>
+  <w:abstractNum w:abstractNumId="3" w15:restartNumberingAfterBreak="0">
+    <w:nsid w:val="54F33F03"/>
+    <w:multiLevelType w:val="multilevel"/>
+    <w:tmpl w:val="21F299B0"/>
+    <w:lvl w:ilvl="0">
+      <w:start w:val="1"/>
+      <w:numFmt w:val="bullet"/>
+      <w:lvlText w:val=""/>
+      <w:lvlJc w:val="left"/>
+      <w:pPr>
+        <w:tabs>
+          <w:tab w:val="num" w:pos="720"/>
+        </w:tabs>
+        <w:ind w:left="720" w:hanging="360"/>
+      </w:pPr>
+      <w:rPr>
+        <w:rFonts w:ascii="Symbol" w:hAnsi="Symbol" w:hint="default"/>
+        <w:sz w:val="20"/>
+      </w:rPr>
+    </w:lvl>
+    <w:lvl w:ilvl="1" w:tentative="1">
+      <w:start w:val="1"/>
+      <w:numFmt w:val="bullet"/>
+      <w:lvlText w:val="o"/>
+      <w:lvlJc w:val="left"/>
+      <w:pPr>
+        <w:tabs>
+          <w:tab w:val="num" w:pos="1440"/>
+        </w:tabs>
+        <w:ind w:left="1440" w:hanging="360"/>
+      </w:pPr>
+      <w:rPr>
+        <w:rFonts w:ascii="Courier New" w:hAnsi="Courier New" w:hint="default"/>
+        <w:sz w:val="20"/>
+      </w:rPr>
+    </w:lvl>
+    <w:lvl w:ilvl="2" w:tentative="1">
+      <w:start w:val="1"/>
+      <w:numFmt w:val="bullet"/>
+      <w:lvlText w:val=""/>
+      <w:lvlJc w:val="left"/>
+      <w:pPr>
+        <w:tabs>
+          <w:tab w:val="num" w:pos="2160"/>
+        </w:tabs>
+        <w:ind w:left="2160" w:hanging="360"/>
+      </w:pPr>
+      <w:rPr>
+        <w:rFonts w:ascii="Wingdings" w:hAnsi="Wingdings" w:hint="default"/>
+        <w:sz w:val="20"/>
+      </w:rPr>
+    </w:lvl>
+    <w:lvl w:ilvl="3" w:tentative="1">
+      <w:start w:val="1"/>
+      <w:numFmt w:val="bullet"/>
+      <w:lvlText w:val=""/>
+      <w:lvlJc w:val="left"/>
+      <w:pPr>
+        <w:tabs>
+          <w:tab w:val="num" w:pos="2880"/>
+        </w:tabs>
+        <w:ind w:left="2880" w:hanging="360"/>
+      </w:pPr>
+      <w:rPr>
+        <w:rFonts w:ascii="Wingdings" w:hAnsi="Wingdings" w:hint="default"/>
+        <w:sz w:val="20"/>
+      </w:rPr>
+    </w:lvl>
+    <w:lvl w:ilvl="4" w:tentative="1">
+      <w:start w:val="1"/>
+      <w:numFmt w:val="bullet"/>
+      <w:lvlText w:val=""/>
+      <w:lvlJc w:val="left"/>
+      <w:pPr>
+        <w:tabs>
+          <w:tab w:val="num" w:pos="3600"/>
+        </w:tabs>
+        <w:ind w:left="3600" w:hanging="360"/>
+      </w:pPr>
+      <w:rPr>
+        <w:rFonts w:ascii="Wingdings" w:hAnsi="Wingdings" w:hint="default"/>
+        <w:sz w:val="20"/>
+      </w:rPr>
+    </w:lvl>
+    <w:lvl w:ilvl="5" w:tentative="1">
+      <w:start w:val="1"/>
+      <w:numFmt w:val="bullet"/>
+      <w:lvlText w:val=""/>
+      <w:lvlJc w:val="left"/>
+      <w:pPr>
+        <w:tabs>
+          <w:tab w:val="num" w:pos="4320"/>
+        </w:tabs>
+        <w:ind w:left="4320" w:hanging="360"/>
+      </w:pPr>
+      <w:rPr>
+        <w:rFonts w:ascii="Wingdings" w:hAnsi="Wingdings" w:hint="default"/>
+        <w:sz w:val="20"/>
+      </w:rPr>
+    </w:lvl>
+    <w:lvl w:ilvl="6" w:tentative="1">
+      <w:start w:val="1"/>
+      <w:numFmt w:val="bullet"/>
+      <w:lvlText w:val=""/>
+      <w:lvlJc w:val="left"/>
+      <w:pPr>
+        <w:tabs>
+          <w:tab w:val="num" w:pos="5040"/>
+        </w:tabs>
+        <w:ind w:left="5040" w:hanging="360"/>
+      </w:pPr>
+      <w:rPr>
+        <w:rFonts w:ascii="Wingdings" w:hAnsi="Wingdings" w:hint="default"/>
+        <w:sz w:val="20"/>
+      </w:rPr>
+    </w:lvl>
+    <w:lvl w:ilvl="7" w:tentative="1">
+      <w:start w:val="1"/>
+      <w:numFmt w:val="bullet"/>
+      <w:lvlText w:val=""/>
+      <w:lvlJc w:val="left"/>
+      <w:pPr>
+        <w:tabs>
+          <w:tab w:val="num" w:pos="5760"/>
+        </w:tabs>
+        <w:ind w:left="5760" w:hanging="360"/>
+      </w:pPr>
+      <w:rPr>
+        <w:rFonts w:ascii="Wingdings" w:hAnsi="Wingdings" w:hint="default"/>
+        <w:sz w:val="20"/>
+      </w:rPr>
+    </w:lvl>
+    <w:lvl w:ilvl="8" w:tentative="1">
+      <w:start w:val="1"/>
+      <w:numFmt w:val="bullet"/>
+      <w:lvlText w:val=""/>
+      <w:lvlJc w:val="left"/>
+      <w:pPr>
+        <w:tabs>
+          <w:tab w:val="num" w:pos="6480"/>
+        </w:tabs>
+        <w:ind w:left="6480" w:hanging="360"/>
+      </w:pPr>
+      <w:rPr>
+        <w:rFonts w:ascii="Wingdings" w:hAnsi="Wingdings" w:hint="default"/>
+        <w:sz w:val="20"/>
+      </w:rPr>
+    </w:lvl>
+  </w:abstractNum>
   <w:num w:numId="1">
     <w:abstractNumId w:val="2"/>
   </w:num>
@@ -12326,6 +14713,9 @@
   </w:num>
   <w:num w:numId="3">
     <w:abstractNumId w:val="0"/>
+  </w:num>
+  <w:num w:numId="4">
+    <w:abstractNumId w:val="3"/>
   </w:num>
 </w:numbering>
 </file>
@@ -12747,6 +15137,29 @@
       <w:szCs w:val="24"/>
     </w:rPr>
   </w:style>
+  <w:style w:type="paragraph" w:styleId="Heading4">
+    <w:name w:val="heading 4"/>
+    <w:basedOn w:val="Normal"/>
+    <w:next w:val="Normal"/>
+    <w:link w:val="Heading4Char"/>
+    <w:uiPriority w:val="9"/>
+    <w:semiHidden/>
+    <w:unhideWhenUsed/>
+    <w:qFormat/>
+    <w:rsid w:val="008B7AE4"/>
+    <w:pPr>
+      <w:keepNext/>
+      <w:keepLines/>
+      <w:spacing w:before="40" w:after="0"/>
+      <w:outlineLvl w:val="3"/>
+    </w:pPr>
+    <w:rPr>
+      <w:rFonts w:asciiTheme="majorHAnsi" w:eastAsiaTheme="majorEastAsia" w:hAnsiTheme="majorHAnsi" w:cstheme="majorBidi"/>
+      <w:i/>
+      <w:iCs/>
+      <w:color w:val="2E74B5" w:themeColor="accent1" w:themeShade="BF"/>
+    </w:rPr>
+  </w:style>
   <w:style w:type="character" w:default="1" w:styleId="DefaultParagraphFont">
     <w:name w:val="Default Paragraph Font"/>
     <w:uiPriority w:val="1"/>
@@ -12960,6 +15373,25 @@
     <w:rPr>
       <w:i/>
       <w:iCs/>
+    </w:rPr>
+  </w:style>
+  <w:style w:type="character" w:customStyle="1" w:styleId="hljs-name">
+    <w:name w:val="hljs-name"/>
+    <w:basedOn w:val="DefaultParagraphFont"/>
+    <w:rsid w:val="009C4739"/>
+  </w:style>
+  <w:style w:type="character" w:customStyle="1" w:styleId="Heading4Char">
+    <w:name w:val="Heading 4 Char"/>
+    <w:basedOn w:val="DefaultParagraphFont"/>
+    <w:link w:val="Heading4"/>
+    <w:uiPriority w:val="9"/>
+    <w:semiHidden/>
+    <w:rsid w:val="008B7AE4"/>
+    <w:rPr>
+      <w:rFonts w:asciiTheme="majorHAnsi" w:eastAsiaTheme="majorEastAsia" w:hAnsiTheme="majorHAnsi" w:cstheme="majorBidi"/>
+      <w:i/>
+      <w:iCs/>
+      <w:color w:val="2E74B5" w:themeColor="accent1" w:themeShade="BF"/>
     </w:rPr>
   </w:style>
 </w:styles>
@@ -13231,7 +15663,7 @@
 </file>
 
 <file path=customXml/itemProps1.xml><?xml version="1.0" encoding="utf-8"?>
-<ds:datastoreItem xmlns:ds="http://schemas.openxmlformats.org/officeDocument/2006/customXml" ds:itemID="{15FAEEAF-E6E3-418C-B0AC-3422E697958B}">
+<ds:datastoreItem xmlns:ds="http://schemas.openxmlformats.org/officeDocument/2006/customXml" ds:itemID="{CF421994-1DF0-4CC3-BCCF-73069AA10AEB}">
   <ds:schemaRefs>
     <ds:schemaRef ds:uri="http://schemas.openxmlformats.org/officeDocument/2006/bibliography"/>
   </ds:schemaRefs>
